--- a/Knowledge/3-Work knowledge/1-Software Engineering/2-Testing/5-My Source/1-ISTQB Foundation Level/5-Test Management/5-Test Techniques/6-Specification-Based Testing.docx
+++ b/Knowledge/3-Work knowledge/1-Software Engineering/2-Testing/5-My Source/1-ISTQB Foundation Level/5-Test Management/5-Test Techniques/6-Specification-Based Testing.docx
@@ -46,60 +46,77 @@
       </w:pPr>
       <w:r>
         <w:rPr>
-          <w:b/>
-          <w:shd w:val="clear" w:color="auto" w:fill="B7B7B7"/>
-        </w:rPr>
-        <w:t># Source</w:t>
-      </w:r>
-      <w:r>
-        <w:rPr>
-          <w:shd w:val="clear" w:color="auto" w:fill="B7B7B7"/>
-        </w:rPr>
-        <w:t xml:space="preserve">: </w:t>
-      </w:r>
-      <w:proofErr w:type="spellStart"/>
-      <w:r>
-        <w:rPr>
-          <w:b/>
-          <w:shd w:val="clear" w:color="auto" w:fill="B7B7B7"/>
-        </w:rPr>
-        <w:t>Chatgpt</w:t>
-      </w:r>
-      <w:proofErr w:type="spellEnd"/>
-      <w:r>
-        <w:rPr>
-          <w:b/>
-          <w:shd w:val="clear" w:color="auto" w:fill="B7B7B7"/>
-        </w:rPr>
-        <w:t xml:space="preserve"> </w:t>
-      </w:r>
-      <w:r>
-        <w:rPr>
-          <w:b/>
-          <w:sz w:val="14"/>
-          <w:szCs w:val="14"/>
-          <w:shd w:val="clear" w:color="auto" w:fill="B7B7B7"/>
-        </w:rPr>
-        <w:t>(GPT</w:t>
-      </w:r>
-      <w:r>
-        <w:rPr>
-          <w:rFonts w:ascii="Cambria Math" w:hAnsi="Cambria Math" w:cs="Cambria Math"/>
-          <w:b/>
-          <w:sz w:val="14"/>
-          <w:szCs w:val="14"/>
-          <w:shd w:val="clear" w:color="auto" w:fill="B7B7B7"/>
+          <w:rFonts w:ascii="Arial" w:eastAsia="Arial" w:hAnsi="Arial" w:cs="Arial"/>
+          <w:b/>
+          <w:color w:val="000000"/>
+          <w:sz w:val="18"/>
+          <w:highlight w:val="lightGray"/>
+        </w:rPr>
+        <w:t># Source: AI Source: Provided by: [Data Path</w:t>
+      </w:r>
+      <w:r>
+        <w:rPr>
+          <w:rFonts w:ascii="Arial" w:eastAsia="Arial" w:hAnsi="Arial" w:cs="Arial"/>
+          <w:color w:val="000000"/>
+          <w:sz w:val="18"/>
+          <w:highlight w:val="lightGray"/>
+        </w:rPr>
+        <w:t xml:space="preserve">: Persons Table -&gt; ID Column: 1, Name_En Column: Motasem Essam] -&gt; </w:t>
+      </w:r>
+      <w:r>
+        <w:rPr>
+          <w:rFonts w:ascii="Arial" w:eastAsia="Arial" w:hAnsi="Arial" w:cs="Arial"/>
+          <w:b/>
+          <w:color w:val="000000"/>
+          <w:sz w:val="18"/>
+          <w:highlight w:val="lightGray"/>
+        </w:rPr>
+        <w:t>From:</w:t>
+      </w:r>
+      <w:r>
+        <w:rPr>
+          <w:rFonts w:ascii="Arial" w:eastAsia="Arial" w:hAnsi="Arial" w:cs="Arial"/>
+          <w:color w:val="000000"/>
+          <w:sz w:val="18"/>
+          <w:highlight w:val="lightGray"/>
+        </w:rPr>
+        <w:t xml:space="preserve"> [Chatgpt (GPT</w:t>
+      </w:r>
+      <w:r>
+        <w:rPr>
+          <w:rFonts w:ascii="Arial" w:eastAsia="Arial" w:hAnsi="Arial" w:cs="Cambria Math"/>
+          <w:color w:val="000000"/>
+          <w:sz w:val="18"/>
+          <w:highlight w:val="lightGray"/>
         </w:rPr>
         <w:t>‑</w:t>
       </w:r>
       <w:r>
         <w:rPr>
-          <w:b/>
-          <w:sz w:val="14"/>
-          <w:szCs w:val="14"/>
-          <w:shd w:val="clear" w:color="auto" w:fill="B7B7B7"/>
-        </w:rPr>
-        <w:t>5 Mini) at [8/17/2025]</w:t>
+          <w:rFonts w:ascii="Arial" w:eastAsia="Arial" w:hAnsi="Arial" w:cs="Arial"/>
+          <w:color w:val="000000"/>
+          <w:sz w:val="18"/>
+          <w:highlight w:val="lightGray"/>
+        </w:rPr>
+        <w:t xml:space="preserve">5 Mini)] </w:t>
+      </w:r>
+      <w:r>
+        <w:rPr>
+          <w:rFonts w:ascii="Arial" w:eastAsia="Arial" w:hAnsi="Arial" w:cs="Arial"/>
+          <w:b/>
+          <w:color w:val="000000"/>
+          <w:sz w:val="18"/>
+          <w:highlight w:val="lightGray"/>
+        </w:rPr>
+        <w:t>on</w:t>
+      </w:r>
+      <w:r>
+        <w:rPr>
+          <w:rFonts w:ascii="Arial" w:eastAsia="Arial" w:hAnsi="Arial"/>
+          <w:sz w:val="18"/>
+          <w:highlight w:val="lightGray"/>
+        </w:rPr>
+        <w:t xml:space="preserve"> [8/17/2025]</w:t>
       </w:r>
     </w:p>
     <w:p>
@@ -182,7 +199,7 @@
           <w:ilvl w:val="0"/>
           <w:numId w:val="7"/>
         </w:numPr>
-        <w:spacing w:before="240"/>
+        <w:spacing w:before="240" w:after="0" w:line="276" w:lineRule="auto"/>
       </w:pPr>
       <w:r>
         <w:rPr>
@@ -216,7 +233,7 @@
           <w:ilvl w:val="0"/>
           <w:numId w:val="7"/>
         </w:numPr>
-        <w:spacing w:after="240"/>
+        <w:spacing w:after="240" w:line="276" w:lineRule="auto"/>
       </w:pPr>
       <w:r>
         <w:rPr>
@@ -243,7 +260,7 @@
     </w:p>
     <w:p>
       <w:r>
-        <w:pict w14:anchorId="23837D24">
+        <w:pict w14:anchorId="5DF94E30">
           <v:rect id="_x0000_i1025" style="width:0;height:1.5pt" o:hralign="center" o:hrstd="t" o:hr="t" fillcolor="#a0a0a0" stroked="f"/>
         </w:pict>
       </w:r>
@@ -276,60 +293,77 @@
       </w:pPr>
       <w:r>
         <w:rPr>
-          <w:b/>
-          <w:shd w:val="clear" w:color="auto" w:fill="B7B7B7"/>
-        </w:rPr>
-        <w:t># Source</w:t>
-      </w:r>
-      <w:r>
-        <w:rPr>
-          <w:shd w:val="clear" w:color="auto" w:fill="B7B7B7"/>
-        </w:rPr>
-        <w:t xml:space="preserve">: </w:t>
-      </w:r>
-      <w:proofErr w:type="spellStart"/>
-      <w:r>
-        <w:rPr>
-          <w:b/>
-          <w:shd w:val="clear" w:color="auto" w:fill="B7B7B7"/>
-        </w:rPr>
-        <w:t>Chatgpt</w:t>
-      </w:r>
-      <w:proofErr w:type="spellEnd"/>
-      <w:r>
-        <w:rPr>
-          <w:b/>
-          <w:shd w:val="clear" w:color="auto" w:fill="B7B7B7"/>
-        </w:rPr>
-        <w:t xml:space="preserve"> </w:t>
-      </w:r>
-      <w:r>
-        <w:rPr>
-          <w:b/>
-          <w:sz w:val="14"/>
-          <w:szCs w:val="14"/>
-          <w:shd w:val="clear" w:color="auto" w:fill="B7B7B7"/>
-        </w:rPr>
-        <w:t>(GPT</w:t>
-      </w:r>
-      <w:r>
-        <w:rPr>
-          <w:rFonts w:ascii="Cambria Math" w:hAnsi="Cambria Math" w:cs="Cambria Math"/>
-          <w:b/>
-          <w:sz w:val="14"/>
-          <w:szCs w:val="14"/>
-          <w:shd w:val="clear" w:color="auto" w:fill="B7B7B7"/>
+          <w:rFonts w:ascii="Arial" w:eastAsia="Arial" w:hAnsi="Arial" w:cs="Arial"/>
+          <w:b/>
+          <w:color w:val="000000"/>
+          <w:sz w:val="18"/>
+          <w:highlight w:val="lightGray"/>
+        </w:rPr>
+        <w:t># Source: AI Source: Provided by: [Data Path</w:t>
+      </w:r>
+      <w:r>
+        <w:rPr>
+          <w:rFonts w:ascii="Arial" w:eastAsia="Arial" w:hAnsi="Arial" w:cs="Arial"/>
+          <w:color w:val="000000"/>
+          <w:sz w:val="18"/>
+          <w:highlight w:val="lightGray"/>
+        </w:rPr>
+        <w:t xml:space="preserve">: Persons Table -&gt; ID Column: 1, Name_En Column: Motasem Essam] -&gt; </w:t>
+      </w:r>
+      <w:r>
+        <w:rPr>
+          <w:rFonts w:ascii="Arial" w:eastAsia="Arial" w:hAnsi="Arial" w:cs="Arial"/>
+          <w:b/>
+          <w:color w:val="000000"/>
+          <w:sz w:val="18"/>
+          <w:highlight w:val="lightGray"/>
+        </w:rPr>
+        <w:t>From:</w:t>
+      </w:r>
+      <w:r>
+        <w:rPr>
+          <w:rFonts w:ascii="Arial" w:eastAsia="Arial" w:hAnsi="Arial" w:cs="Arial"/>
+          <w:color w:val="000000"/>
+          <w:sz w:val="18"/>
+          <w:highlight w:val="lightGray"/>
+        </w:rPr>
+        <w:t xml:space="preserve"> [Chatgpt (GPT</w:t>
+      </w:r>
+      <w:r>
+        <w:rPr>
+          <w:rFonts w:ascii="Arial" w:eastAsia="Arial" w:hAnsi="Arial" w:cs="Cambria Math"/>
+          <w:color w:val="000000"/>
+          <w:sz w:val="18"/>
+          <w:highlight w:val="lightGray"/>
         </w:rPr>
         <w:t>‑</w:t>
       </w:r>
       <w:r>
         <w:rPr>
-          <w:b/>
-          <w:sz w:val="14"/>
-          <w:szCs w:val="14"/>
-          <w:shd w:val="clear" w:color="auto" w:fill="B7B7B7"/>
-        </w:rPr>
-        <w:t>5 Mini) at [8/17/2025]</w:t>
+          <w:rFonts w:ascii="Arial" w:eastAsia="Arial" w:hAnsi="Arial" w:cs="Arial"/>
+          <w:color w:val="000000"/>
+          <w:sz w:val="18"/>
+          <w:highlight w:val="lightGray"/>
+        </w:rPr>
+        <w:t xml:space="preserve">5 Mini)] </w:t>
+      </w:r>
+      <w:r>
+        <w:rPr>
+          <w:rFonts w:ascii="Arial" w:eastAsia="Arial" w:hAnsi="Arial" w:cs="Arial"/>
+          <w:b/>
+          <w:color w:val="000000"/>
+          <w:sz w:val="18"/>
+          <w:highlight w:val="lightGray"/>
+        </w:rPr>
+        <w:t>on</w:t>
+      </w:r>
+      <w:r>
+        <w:rPr>
+          <w:rFonts w:ascii="Arial" w:eastAsia="Arial" w:hAnsi="Arial"/>
+          <w:sz w:val="18"/>
+          <w:highlight w:val="lightGray"/>
+        </w:rPr>
+        <w:t xml:space="preserve"> [8/17/2025]</w:t>
       </w:r>
     </w:p>
     <w:p>
@@ -338,7 +372,7 @@
           <w:ilvl w:val="0"/>
           <w:numId w:val="1"/>
         </w:numPr>
-        <w:spacing w:before="240"/>
+        <w:spacing w:before="240" w:after="0" w:line="276" w:lineRule="auto"/>
       </w:pPr>
       <w:r>
         <w:rPr>
@@ -372,6 +406,7 @@
           <w:ilvl w:val="0"/>
           <w:numId w:val="1"/>
         </w:numPr>
+        <w:spacing w:after="0" w:line="276" w:lineRule="auto"/>
       </w:pPr>
       <w:r>
         <w:rPr>
@@ -405,6 +440,7 @@
           <w:ilvl w:val="0"/>
           <w:numId w:val="1"/>
         </w:numPr>
+        <w:spacing w:after="0" w:line="276" w:lineRule="auto"/>
         <w:rPr>
           <w:rFonts w:ascii="Roboto Mono" w:eastAsia="Roboto Mono" w:hAnsi="Roboto Mono" w:cs="Roboto Mono"/>
         </w:rPr>
@@ -428,7 +464,7 @@
           <w:ilvl w:val="0"/>
           <w:numId w:val="1"/>
         </w:numPr>
-        <w:spacing w:after="240"/>
+        <w:spacing w:after="240" w:line="276" w:lineRule="auto"/>
       </w:pPr>
       <w:r>
         <w:rPr>
@@ -455,7 +491,7 @@
     </w:p>
     <w:p>
       <w:r>
-        <w:pict w14:anchorId="06648322">
+        <w:pict w14:anchorId="40398252">
           <v:rect id="_x0000_i1026" style="width:0;height:1.5pt" o:hralign="center" o:hrstd="t" o:hr="t" fillcolor="#a0a0a0" stroked="f"/>
         </w:pict>
       </w:r>
@@ -488,60 +524,77 @@
       </w:pPr>
       <w:r>
         <w:rPr>
-          <w:b/>
-          <w:shd w:val="clear" w:color="auto" w:fill="B7B7B7"/>
-        </w:rPr>
-        <w:t># Source</w:t>
-      </w:r>
-      <w:r>
-        <w:rPr>
-          <w:shd w:val="clear" w:color="auto" w:fill="B7B7B7"/>
-        </w:rPr>
-        <w:t xml:space="preserve">: </w:t>
-      </w:r>
-      <w:proofErr w:type="spellStart"/>
-      <w:r>
-        <w:rPr>
-          <w:b/>
-          <w:shd w:val="clear" w:color="auto" w:fill="B7B7B7"/>
-        </w:rPr>
-        <w:t>Chatgpt</w:t>
-      </w:r>
-      <w:proofErr w:type="spellEnd"/>
-      <w:r>
-        <w:rPr>
-          <w:b/>
-          <w:shd w:val="clear" w:color="auto" w:fill="B7B7B7"/>
-        </w:rPr>
-        <w:t xml:space="preserve"> </w:t>
-      </w:r>
-      <w:r>
-        <w:rPr>
-          <w:b/>
-          <w:sz w:val="14"/>
-          <w:szCs w:val="14"/>
-          <w:shd w:val="clear" w:color="auto" w:fill="B7B7B7"/>
-        </w:rPr>
-        <w:t>(GPT</w:t>
-      </w:r>
-      <w:r>
-        <w:rPr>
-          <w:rFonts w:ascii="Cambria Math" w:hAnsi="Cambria Math" w:cs="Cambria Math"/>
-          <w:b/>
-          <w:sz w:val="14"/>
-          <w:szCs w:val="14"/>
-          <w:shd w:val="clear" w:color="auto" w:fill="B7B7B7"/>
+          <w:rFonts w:ascii="Arial" w:eastAsia="Arial" w:hAnsi="Arial" w:cs="Arial"/>
+          <w:b/>
+          <w:color w:val="000000"/>
+          <w:sz w:val="18"/>
+          <w:highlight w:val="lightGray"/>
+        </w:rPr>
+        <w:t># Source: AI Source: Provided by: [Data Path</w:t>
+      </w:r>
+      <w:r>
+        <w:rPr>
+          <w:rFonts w:ascii="Arial" w:eastAsia="Arial" w:hAnsi="Arial" w:cs="Arial"/>
+          <w:color w:val="000000"/>
+          <w:sz w:val="18"/>
+          <w:highlight w:val="lightGray"/>
+        </w:rPr>
+        <w:t xml:space="preserve">: Persons Table -&gt; ID Column: 1, Name_En Column: Motasem Essam] -&gt; </w:t>
+      </w:r>
+      <w:r>
+        <w:rPr>
+          <w:rFonts w:ascii="Arial" w:eastAsia="Arial" w:hAnsi="Arial" w:cs="Arial"/>
+          <w:b/>
+          <w:color w:val="000000"/>
+          <w:sz w:val="18"/>
+          <w:highlight w:val="lightGray"/>
+        </w:rPr>
+        <w:t>From:</w:t>
+      </w:r>
+      <w:r>
+        <w:rPr>
+          <w:rFonts w:ascii="Arial" w:eastAsia="Arial" w:hAnsi="Arial" w:cs="Arial"/>
+          <w:color w:val="000000"/>
+          <w:sz w:val="18"/>
+          <w:highlight w:val="lightGray"/>
+        </w:rPr>
+        <w:t xml:space="preserve"> [Chatgpt (GPT</w:t>
+      </w:r>
+      <w:r>
+        <w:rPr>
+          <w:rFonts w:ascii="Arial" w:eastAsia="Arial" w:hAnsi="Arial" w:cs="Cambria Math"/>
+          <w:color w:val="000000"/>
+          <w:sz w:val="18"/>
+          <w:highlight w:val="lightGray"/>
         </w:rPr>
         <w:t>‑</w:t>
       </w:r>
       <w:r>
         <w:rPr>
-          <w:b/>
-          <w:sz w:val="14"/>
-          <w:szCs w:val="14"/>
-          <w:shd w:val="clear" w:color="auto" w:fill="B7B7B7"/>
-        </w:rPr>
-        <w:t>5 Mini) at [8/17/2025]</w:t>
+          <w:rFonts w:ascii="Arial" w:eastAsia="Arial" w:hAnsi="Arial" w:cs="Arial"/>
+          <w:color w:val="000000"/>
+          <w:sz w:val="18"/>
+          <w:highlight w:val="lightGray"/>
+        </w:rPr>
+        <w:t xml:space="preserve">5 Mini)] </w:t>
+      </w:r>
+      <w:r>
+        <w:rPr>
+          <w:rFonts w:ascii="Arial" w:eastAsia="Arial" w:hAnsi="Arial" w:cs="Arial"/>
+          <w:b/>
+          <w:color w:val="000000"/>
+          <w:sz w:val="18"/>
+          <w:highlight w:val="lightGray"/>
+        </w:rPr>
+        <w:t>on</w:t>
+      </w:r>
+      <w:r>
+        <w:rPr>
+          <w:rFonts w:ascii="Arial" w:eastAsia="Arial" w:hAnsi="Arial"/>
+          <w:sz w:val="18"/>
+          <w:highlight w:val="lightGray"/>
+        </w:rPr>
+        <w:t xml:space="preserve"> [8/17/2025]</w:t>
       </w:r>
     </w:p>
     <w:p>
@@ -550,17 +603,16 @@
           <w:ilvl w:val="0"/>
           <w:numId w:val="6"/>
         </w:numPr>
-        <w:spacing w:before="240"/>
-        <w:rPr>
-          <w:rFonts w:ascii="Roboto Mono" w:eastAsia="Roboto Mono" w:hAnsi="Roboto Mono" w:cs="Roboto Mono"/>
-        </w:rPr>
-      </w:pPr>
-      <w:r>
-        <w:rPr>
-          <w:rFonts w:ascii="Roboto Mono" w:eastAsia="Roboto Mono" w:hAnsi="Roboto Mono" w:cs="Roboto Mono"/>
-          <w:b/>
-        </w:rPr>
-        <w:lastRenderedPageBreak/>
+        <w:spacing w:before="240" w:after="0" w:line="276" w:lineRule="auto"/>
+        <w:rPr>
+          <w:rFonts w:ascii="Roboto Mono" w:eastAsia="Roboto Mono" w:hAnsi="Roboto Mono" w:cs="Roboto Mono"/>
+        </w:rPr>
+      </w:pPr>
+      <w:r>
+        <w:rPr>
+          <w:rFonts w:ascii="Roboto Mono" w:eastAsia="Roboto Mono" w:hAnsi="Roboto Mono" w:cs="Roboto Mono"/>
+          <w:b/>
+        </w:rPr>
         <w:t>Equivalence Partitioning (EP)</w:t>
       </w:r>
       <w:r>
@@ -577,6 +629,7 @@
           <w:ilvl w:val="1"/>
           <w:numId w:val="6"/>
         </w:numPr>
+        <w:spacing w:after="0" w:line="276" w:lineRule="auto"/>
         <w:rPr>
           <w:rFonts w:ascii="Roboto Mono" w:eastAsia="Roboto Mono" w:hAnsi="Roboto Mono" w:cs="Roboto Mono"/>
         </w:rPr>
@@ -600,6 +653,7 @@
           <w:ilvl w:val="1"/>
           <w:numId w:val="6"/>
         </w:numPr>
+        <w:spacing w:after="0" w:line="276" w:lineRule="auto"/>
         <w:rPr>
           <w:rFonts w:ascii="Roboto Mono" w:eastAsia="Roboto Mono" w:hAnsi="Roboto Mono" w:cs="Roboto Mono"/>
         </w:rPr>
@@ -623,6 +677,7 @@
           <w:ilvl w:val="0"/>
           <w:numId w:val="6"/>
         </w:numPr>
+        <w:spacing w:after="0" w:line="276" w:lineRule="auto"/>
         <w:rPr>
           <w:rFonts w:ascii="Roboto Mono" w:eastAsia="Roboto Mono" w:hAnsi="Roboto Mono" w:cs="Roboto Mono"/>
         </w:rPr>
@@ -648,6 +703,7 @@
           <w:ilvl w:val="1"/>
           <w:numId w:val="6"/>
         </w:numPr>
+        <w:spacing w:after="0" w:line="276" w:lineRule="auto"/>
       </w:pPr>
       <w:r>
         <w:rPr>
@@ -681,6 +737,7 @@
           <w:ilvl w:val="1"/>
           <w:numId w:val="6"/>
         </w:numPr>
+        <w:spacing w:after="0" w:line="276" w:lineRule="auto"/>
         <w:rPr>
           <w:rFonts w:ascii="Roboto Mono" w:eastAsia="Roboto Mono" w:hAnsi="Roboto Mono" w:cs="Roboto Mono"/>
         </w:rPr>
@@ -704,6 +761,7 @@
           <w:ilvl w:val="0"/>
           <w:numId w:val="6"/>
         </w:numPr>
+        <w:spacing w:after="0" w:line="276" w:lineRule="auto"/>
         <w:rPr>
           <w:rFonts w:ascii="Roboto Mono" w:eastAsia="Roboto Mono" w:hAnsi="Roboto Mono" w:cs="Roboto Mono"/>
         </w:rPr>
@@ -729,6 +787,7 @@
           <w:ilvl w:val="1"/>
           <w:numId w:val="6"/>
         </w:numPr>
+        <w:spacing w:after="0" w:line="276" w:lineRule="auto"/>
         <w:rPr>
           <w:rFonts w:ascii="Roboto Mono" w:eastAsia="Roboto Mono" w:hAnsi="Roboto Mono" w:cs="Roboto Mono"/>
         </w:rPr>
@@ -752,6 +811,7 @@
           <w:ilvl w:val="1"/>
           <w:numId w:val="6"/>
         </w:numPr>
+        <w:spacing w:after="0" w:line="276" w:lineRule="auto"/>
         <w:rPr>
           <w:rFonts w:ascii="Roboto Mono" w:eastAsia="Roboto Mono" w:hAnsi="Roboto Mono" w:cs="Roboto Mono"/>
         </w:rPr>
@@ -775,6 +835,7 @@
           <w:ilvl w:val="0"/>
           <w:numId w:val="6"/>
         </w:numPr>
+        <w:spacing w:after="0" w:line="276" w:lineRule="auto"/>
         <w:rPr>
           <w:rFonts w:ascii="Roboto Mono" w:eastAsia="Roboto Mono" w:hAnsi="Roboto Mono" w:cs="Roboto Mono"/>
         </w:rPr>
@@ -800,6 +861,7 @@
           <w:ilvl w:val="1"/>
           <w:numId w:val="6"/>
         </w:numPr>
+        <w:spacing w:after="0" w:line="276" w:lineRule="auto"/>
         <w:rPr>
           <w:rFonts w:ascii="Roboto Mono" w:eastAsia="Roboto Mono" w:hAnsi="Roboto Mono" w:cs="Roboto Mono"/>
         </w:rPr>
@@ -823,6 +885,7 @@
           <w:ilvl w:val="1"/>
           <w:numId w:val="6"/>
         </w:numPr>
+        <w:spacing w:after="0" w:line="276" w:lineRule="auto"/>
         <w:rPr>
           <w:rFonts w:ascii="Roboto Mono" w:eastAsia="Roboto Mono" w:hAnsi="Roboto Mono" w:cs="Roboto Mono"/>
         </w:rPr>
@@ -846,6 +909,7 @@
           <w:ilvl w:val="0"/>
           <w:numId w:val="6"/>
         </w:numPr>
+        <w:spacing w:after="0" w:line="276" w:lineRule="auto"/>
         <w:rPr>
           <w:rFonts w:ascii="Roboto Mono" w:eastAsia="Roboto Mono" w:hAnsi="Roboto Mono" w:cs="Roboto Mono"/>
         </w:rPr>
@@ -871,6 +935,7 @@
           <w:ilvl w:val="1"/>
           <w:numId w:val="6"/>
         </w:numPr>
+        <w:spacing w:after="0" w:line="276" w:lineRule="auto"/>
         <w:rPr>
           <w:rFonts w:ascii="Roboto Mono" w:eastAsia="Roboto Mono" w:hAnsi="Roboto Mono" w:cs="Roboto Mono"/>
         </w:rPr>
@@ -894,7 +959,7 @@
           <w:ilvl w:val="1"/>
           <w:numId w:val="6"/>
         </w:numPr>
-        <w:spacing w:after="240"/>
+        <w:spacing w:after="240" w:line="276" w:lineRule="auto"/>
         <w:rPr>
           <w:rFonts w:ascii="Roboto Mono" w:eastAsia="Roboto Mono" w:hAnsi="Roboto Mono" w:cs="Roboto Mono"/>
         </w:rPr>
@@ -914,7 +979,7 @@
     </w:p>
     <w:p>
       <w:r>
-        <w:pict w14:anchorId="5907538A">
+        <w:pict w14:anchorId="7949596E">
           <v:rect id="_x0000_i1027" style="width:0;height:1.5pt" o:hralign="center" o:hrstd="t" o:hr="t" fillcolor="#a0a0a0" stroked="f"/>
         </w:pict>
       </w:r>
@@ -948,60 +1013,77 @@
       </w:pPr>
       <w:r>
         <w:rPr>
-          <w:b/>
-          <w:shd w:val="clear" w:color="auto" w:fill="B7B7B7"/>
-        </w:rPr>
-        <w:t># Source</w:t>
-      </w:r>
-      <w:r>
-        <w:rPr>
-          <w:shd w:val="clear" w:color="auto" w:fill="B7B7B7"/>
-        </w:rPr>
-        <w:t xml:space="preserve">: </w:t>
-      </w:r>
-      <w:proofErr w:type="spellStart"/>
-      <w:r>
-        <w:rPr>
-          <w:b/>
-          <w:shd w:val="clear" w:color="auto" w:fill="B7B7B7"/>
-        </w:rPr>
-        <w:t>Chatgpt</w:t>
-      </w:r>
-      <w:proofErr w:type="spellEnd"/>
-      <w:r>
-        <w:rPr>
-          <w:b/>
-          <w:shd w:val="clear" w:color="auto" w:fill="B7B7B7"/>
-        </w:rPr>
-        <w:t xml:space="preserve"> </w:t>
-      </w:r>
-      <w:r>
-        <w:rPr>
-          <w:b/>
-          <w:sz w:val="14"/>
-          <w:szCs w:val="14"/>
-          <w:shd w:val="clear" w:color="auto" w:fill="B7B7B7"/>
-        </w:rPr>
-        <w:t>(GPT</w:t>
-      </w:r>
-      <w:r>
-        <w:rPr>
-          <w:rFonts w:ascii="Cambria Math" w:hAnsi="Cambria Math" w:cs="Cambria Math"/>
-          <w:b/>
-          <w:sz w:val="14"/>
-          <w:szCs w:val="14"/>
-          <w:shd w:val="clear" w:color="auto" w:fill="B7B7B7"/>
+          <w:rFonts w:ascii="Arial" w:eastAsia="Arial" w:hAnsi="Arial" w:cs="Arial"/>
+          <w:b/>
+          <w:color w:val="000000"/>
+          <w:sz w:val="18"/>
+          <w:highlight w:val="lightGray"/>
+        </w:rPr>
+        <w:t># Source: AI Source: Provided by: [Data Path</w:t>
+      </w:r>
+      <w:r>
+        <w:rPr>
+          <w:rFonts w:ascii="Arial" w:eastAsia="Arial" w:hAnsi="Arial" w:cs="Arial"/>
+          <w:color w:val="000000"/>
+          <w:sz w:val="18"/>
+          <w:highlight w:val="lightGray"/>
+        </w:rPr>
+        <w:t xml:space="preserve">: Persons Table -&gt; ID Column: 1, Name_En Column: Motasem Essam] -&gt; </w:t>
+      </w:r>
+      <w:r>
+        <w:rPr>
+          <w:rFonts w:ascii="Arial" w:eastAsia="Arial" w:hAnsi="Arial" w:cs="Arial"/>
+          <w:b/>
+          <w:color w:val="000000"/>
+          <w:sz w:val="18"/>
+          <w:highlight w:val="lightGray"/>
+        </w:rPr>
+        <w:t>From:</w:t>
+      </w:r>
+      <w:r>
+        <w:rPr>
+          <w:rFonts w:ascii="Arial" w:eastAsia="Arial" w:hAnsi="Arial" w:cs="Arial"/>
+          <w:color w:val="000000"/>
+          <w:sz w:val="18"/>
+          <w:highlight w:val="lightGray"/>
+        </w:rPr>
+        <w:t xml:space="preserve"> [Chatgpt (GPT</w:t>
+      </w:r>
+      <w:r>
+        <w:rPr>
+          <w:rFonts w:ascii="Arial" w:eastAsia="Arial" w:hAnsi="Arial" w:cs="Cambria Math"/>
+          <w:color w:val="000000"/>
+          <w:sz w:val="18"/>
+          <w:highlight w:val="lightGray"/>
         </w:rPr>
         <w:t>‑</w:t>
       </w:r>
       <w:r>
         <w:rPr>
-          <w:b/>
-          <w:sz w:val="14"/>
-          <w:szCs w:val="14"/>
-          <w:shd w:val="clear" w:color="auto" w:fill="B7B7B7"/>
-        </w:rPr>
-        <w:t>5 Mini) at [8/17/2025]</w:t>
+          <w:rFonts w:ascii="Arial" w:eastAsia="Arial" w:hAnsi="Arial" w:cs="Arial"/>
+          <w:color w:val="000000"/>
+          <w:sz w:val="18"/>
+          <w:highlight w:val="lightGray"/>
+        </w:rPr>
+        <w:t xml:space="preserve">5 Mini)] </w:t>
+      </w:r>
+      <w:r>
+        <w:rPr>
+          <w:rFonts w:ascii="Arial" w:eastAsia="Arial" w:hAnsi="Arial" w:cs="Arial"/>
+          <w:b/>
+          <w:color w:val="000000"/>
+          <w:sz w:val="18"/>
+          <w:highlight w:val="lightGray"/>
+        </w:rPr>
+        <w:t>on</w:t>
+      </w:r>
+      <w:r>
+        <w:rPr>
+          <w:rFonts w:ascii="Arial" w:eastAsia="Arial" w:hAnsi="Arial"/>
+          <w:sz w:val="18"/>
+          <w:highlight w:val="lightGray"/>
+        </w:rPr>
+        <w:t xml:space="preserve"> [8/17/2025]</w:t>
       </w:r>
     </w:p>
     <w:p>
@@ -1010,13 +1092,12 @@
           <w:ilvl w:val="0"/>
           <w:numId w:val="3"/>
         </w:numPr>
-        <w:spacing w:before="240"/>
-      </w:pPr>
-      <w:r>
-        <w:rPr>
-          <w:rFonts w:ascii="Roboto Mono" w:eastAsia="Roboto Mono" w:hAnsi="Roboto Mono" w:cs="Roboto Mono"/>
-        </w:rPr>
-        <w:lastRenderedPageBreak/>
+        <w:spacing w:before="240" w:after="0" w:line="276" w:lineRule="auto"/>
+      </w:pPr>
+      <w:r>
+        <w:rPr>
+          <w:rFonts w:ascii="Roboto Mono" w:eastAsia="Roboto Mono" w:hAnsi="Roboto Mono" w:cs="Roboto Mono"/>
+        </w:rPr>
         <w:t xml:space="preserve">Tests are derived directly from </w:t>
       </w:r>
       <w:r>
@@ -1045,6 +1126,7 @@
           <w:ilvl w:val="0"/>
           <w:numId w:val="3"/>
         </w:numPr>
+        <w:spacing w:after="0" w:line="276" w:lineRule="auto"/>
         <w:rPr>
           <w:rFonts w:ascii="Roboto Mono" w:eastAsia="Roboto Mono" w:hAnsi="Roboto Mono" w:cs="Roboto Mono"/>
         </w:rPr>
@@ -1068,7 +1150,7 @@
           <w:ilvl w:val="0"/>
           <w:numId w:val="3"/>
         </w:numPr>
-        <w:spacing w:after="240"/>
+        <w:spacing w:after="240" w:line="276" w:lineRule="auto"/>
         <w:rPr>
           <w:rFonts w:ascii="Roboto Mono" w:eastAsia="Roboto Mono" w:hAnsi="Roboto Mono" w:cs="Roboto Mono"/>
         </w:rPr>
@@ -1088,7 +1170,7 @@
     </w:p>
     <w:p>
       <w:r>
-        <w:pict w14:anchorId="091CCB13">
+        <w:pict w14:anchorId="0DF8C268">
           <v:rect id="_x0000_i1028" style="width:0;height:1.5pt" o:hralign="center" o:hrstd="t" o:hr="t" fillcolor="#a0a0a0" stroked="f"/>
         </w:pict>
       </w:r>
@@ -1121,60 +1203,77 @@
       </w:pPr>
       <w:r>
         <w:rPr>
-          <w:b/>
-          <w:shd w:val="clear" w:color="auto" w:fill="B7B7B7"/>
-        </w:rPr>
-        <w:t># Source</w:t>
-      </w:r>
-      <w:r>
-        <w:rPr>
-          <w:shd w:val="clear" w:color="auto" w:fill="B7B7B7"/>
-        </w:rPr>
-        <w:t xml:space="preserve">: </w:t>
-      </w:r>
-      <w:proofErr w:type="spellStart"/>
-      <w:r>
-        <w:rPr>
-          <w:b/>
-          <w:shd w:val="clear" w:color="auto" w:fill="B7B7B7"/>
-        </w:rPr>
-        <w:t>Chatgpt</w:t>
-      </w:r>
-      <w:proofErr w:type="spellEnd"/>
-      <w:r>
-        <w:rPr>
-          <w:b/>
-          <w:shd w:val="clear" w:color="auto" w:fill="B7B7B7"/>
-        </w:rPr>
-        <w:t xml:space="preserve"> </w:t>
-      </w:r>
-      <w:r>
-        <w:rPr>
-          <w:b/>
-          <w:sz w:val="14"/>
-          <w:szCs w:val="14"/>
-          <w:shd w:val="clear" w:color="auto" w:fill="B7B7B7"/>
-        </w:rPr>
-        <w:t>(GPT</w:t>
-      </w:r>
-      <w:r>
-        <w:rPr>
-          <w:rFonts w:ascii="Cambria Math" w:hAnsi="Cambria Math" w:cs="Cambria Math"/>
-          <w:b/>
-          <w:sz w:val="14"/>
-          <w:szCs w:val="14"/>
-          <w:shd w:val="clear" w:color="auto" w:fill="B7B7B7"/>
+          <w:rFonts w:ascii="Arial" w:eastAsia="Arial" w:hAnsi="Arial" w:cs="Arial"/>
+          <w:b/>
+          <w:color w:val="000000"/>
+          <w:sz w:val="18"/>
+          <w:highlight w:val="lightGray"/>
+        </w:rPr>
+        <w:t># Source: AI Source: Provided by: [Data Path</w:t>
+      </w:r>
+      <w:r>
+        <w:rPr>
+          <w:rFonts w:ascii="Arial" w:eastAsia="Arial" w:hAnsi="Arial" w:cs="Arial"/>
+          <w:color w:val="000000"/>
+          <w:sz w:val="18"/>
+          <w:highlight w:val="lightGray"/>
+        </w:rPr>
+        <w:t xml:space="preserve">: Persons Table -&gt; ID Column: 1, Name_En Column: Motasem Essam] -&gt; </w:t>
+      </w:r>
+      <w:r>
+        <w:rPr>
+          <w:rFonts w:ascii="Arial" w:eastAsia="Arial" w:hAnsi="Arial" w:cs="Arial"/>
+          <w:b/>
+          <w:color w:val="000000"/>
+          <w:sz w:val="18"/>
+          <w:highlight w:val="lightGray"/>
+        </w:rPr>
+        <w:t>From:</w:t>
+      </w:r>
+      <w:r>
+        <w:rPr>
+          <w:rFonts w:ascii="Arial" w:eastAsia="Arial" w:hAnsi="Arial" w:cs="Arial"/>
+          <w:color w:val="000000"/>
+          <w:sz w:val="18"/>
+          <w:highlight w:val="lightGray"/>
+        </w:rPr>
+        <w:t xml:space="preserve"> [Chatgpt (GPT</w:t>
+      </w:r>
+      <w:r>
+        <w:rPr>
+          <w:rFonts w:ascii="Arial" w:eastAsia="Arial" w:hAnsi="Arial" w:cs="Cambria Math"/>
+          <w:color w:val="000000"/>
+          <w:sz w:val="18"/>
+          <w:highlight w:val="lightGray"/>
         </w:rPr>
         <w:t>‑</w:t>
       </w:r>
       <w:r>
         <w:rPr>
-          <w:b/>
-          <w:sz w:val="14"/>
-          <w:szCs w:val="14"/>
-          <w:shd w:val="clear" w:color="auto" w:fill="B7B7B7"/>
-        </w:rPr>
-        <w:t>5 Mini) at [8/17/2025]</w:t>
+          <w:rFonts w:ascii="Arial" w:eastAsia="Arial" w:hAnsi="Arial" w:cs="Arial"/>
+          <w:color w:val="000000"/>
+          <w:sz w:val="18"/>
+          <w:highlight w:val="lightGray"/>
+        </w:rPr>
+        <w:t xml:space="preserve">5 Mini)] </w:t>
+      </w:r>
+      <w:r>
+        <w:rPr>
+          <w:rFonts w:ascii="Arial" w:eastAsia="Arial" w:hAnsi="Arial" w:cs="Arial"/>
+          <w:b/>
+          <w:color w:val="000000"/>
+          <w:sz w:val="18"/>
+          <w:highlight w:val="lightGray"/>
+        </w:rPr>
+        <w:t>on</w:t>
+      </w:r>
+      <w:r>
+        <w:rPr>
+          <w:rFonts w:ascii="Arial" w:eastAsia="Arial" w:hAnsi="Arial"/>
+          <w:sz w:val="18"/>
+          <w:highlight w:val="lightGray"/>
+        </w:rPr>
+        <w:t xml:space="preserve"> [8/17/2025]</w:t>
       </w:r>
     </w:p>
     <w:p>
@@ -1183,7 +1282,7 @@
           <w:ilvl w:val="0"/>
           <w:numId w:val="2"/>
         </w:numPr>
-        <w:spacing w:before="240"/>
+        <w:spacing w:before="240" w:after="0" w:line="276" w:lineRule="auto"/>
       </w:pPr>
       <w:r>
         <w:rPr>
@@ -1217,7 +1316,7 @@
           <w:ilvl w:val="0"/>
           <w:numId w:val="2"/>
         </w:numPr>
-        <w:spacing w:after="240"/>
+        <w:spacing w:after="240" w:line="276" w:lineRule="auto"/>
       </w:pPr>
       <w:r>
         <w:rPr>
@@ -1247,7 +1346,7 @@
     </w:p>
     <w:p>
       <w:r>
-        <w:pict w14:anchorId="30A747A2">
+        <w:pict w14:anchorId="1B46C38F">
           <v:rect id="_x0000_i1029" style="width:0;height:1.5pt" o:hralign="center" o:hrstd="t" o:hr="t" fillcolor="#a0a0a0" stroked="f"/>
         </w:pict>
       </w:r>
@@ -1280,60 +1379,77 @@
       </w:pPr>
       <w:r>
         <w:rPr>
-          <w:b/>
-          <w:shd w:val="clear" w:color="auto" w:fill="B7B7B7"/>
-        </w:rPr>
-        <w:t># Source</w:t>
-      </w:r>
-      <w:r>
-        <w:rPr>
-          <w:shd w:val="clear" w:color="auto" w:fill="B7B7B7"/>
-        </w:rPr>
-        <w:t xml:space="preserve">: </w:t>
-      </w:r>
-      <w:proofErr w:type="spellStart"/>
-      <w:r>
-        <w:rPr>
-          <w:b/>
-          <w:shd w:val="clear" w:color="auto" w:fill="B7B7B7"/>
-        </w:rPr>
-        <w:t>Chatgpt</w:t>
-      </w:r>
-      <w:proofErr w:type="spellEnd"/>
-      <w:r>
-        <w:rPr>
-          <w:b/>
-          <w:shd w:val="clear" w:color="auto" w:fill="B7B7B7"/>
-        </w:rPr>
-        <w:t xml:space="preserve"> </w:t>
-      </w:r>
-      <w:r>
-        <w:rPr>
-          <w:b/>
-          <w:sz w:val="14"/>
-          <w:szCs w:val="14"/>
-          <w:shd w:val="clear" w:color="auto" w:fill="B7B7B7"/>
-        </w:rPr>
-        <w:t>(GPT</w:t>
-      </w:r>
-      <w:r>
-        <w:rPr>
-          <w:rFonts w:ascii="Cambria Math" w:hAnsi="Cambria Math" w:cs="Cambria Math"/>
-          <w:b/>
-          <w:sz w:val="14"/>
-          <w:szCs w:val="14"/>
-          <w:shd w:val="clear" w:color="auto" w:fill="B7B7B7"/>
+          <w:rFonts w:ascii="Arial" w:eastAsia="Arial" w:hAnsi="Arial" w:cs="Arial"/>
+          <w:b/>
+          <w:color w:val="000000"/>
+          <w:sz w:val="18"/>
+          <w:highlight w:val="lightGray"/>
+        </w:rPr>
+        <w:t># Source: AI Source: Provided by: [Data Path</w:t>
+      </w:r>
+      <w:r>
+        <w:rPr>
+          <w:rFonts w:ascii="Arial" w:eastAsia="Arial" w:hAnsi="Arial" w:cs="Arial"/>
+          <w:color w:val="000000"/>
+          <w:sz w:val="18"/>
+          <w:highlight w:val="lightGray"/>
+        </w:rPr>
+        <w:t xml:space="preserve">: Persons Table -&gt; ID Column: 1, Name_En Column: Motasem Essam] -&gt; </w:t>
+      </w:r>
+      <w:r>
+        <w:rPr>
+          <w:rFonts w:ascii="Arial" w:eastAsia="Arial" w:hAnsi="Arial" w:cs="Arial"/>
+          <w:b/>
+          <w:color w:val="000000"/>
+          <w:sz w:val="18"/>
+          <w:highlight w:val="lightGray"/>
+        </w:rPr>
+        <w:t>From:</w:t>
+      </w:r>
+      <w:r>
+        <w:rPr>
+          <w:rFonts w:ascii="Arial" w:eastAsia="Arial" w:hAnsi="Arial" w:cs="Arial"/>
+          <w:color w:val="000000"/>
+          <w:sz w:val="18"/>
+          <w:highlight w:val="lightGray"/>
+        </w:rPr>
+        <w:t xml:space="preserve"> [Chatgpt (GPT</w:t>
+      </w:r>
+      <w:r>
+        <w:rPr>
+          <w:rFonts w:ascii="Arial" w:eastAsia="Arial" w:hAnsi="Arial" w:cs="Cambria Math"/>
+          <w:color w:val="000000"/>
+          <w:sz w:val="18"/>
+          <w:highlight w:val="lightGray"/>
         </w:rPr>
         <w:t>‑</w:t>
       </w:r>
       <w:r>
         <w:rPr>
-          <w:b/>
-          <w:sz w:val="14"/>
-          <w:szCs w:val="14"/>
-          <w:shd w:val="clear" w:color="auto" w:fill="B7B7B7"/>
-        </w:rPr>
-        <w:t>5 Mini) at [8/17/2025]</w:t>
+          <w:rFonts w:ascii="Arial" w:eastAsia="Arial" w:hAnsi="Arial" w:cs="Arial"/>
+          <w:color w:val="000000"/>
+          <w:sz w:val="18"/>
+          <w:highlight w:val="lightGray"/>
+        </w:rPr>
+        <w:t xml:space="preserve">5 Mini)] </w:t>
+      </w:r>
+      <w:r>
+        <w:rPr>
+          <w:rFonts w:ascii="Arial" w:eastAsia="Arial" w:hAnsi="Arial" w:cs="Arial"/>
+          <w:b/>
+          <w:color w:val="000000"/>
+          <w:sz w:val="18"/>
+          <w:highlight w:val="lightGray"/>
+        </w:rPr>
+        <w:t>on</w:t>
+      </w:r>
+      <w:r>
+        <w:rPr>
+          <w:rFonts w:ascii="Arial" w:eastAsia="Arial" w:hAnsi="Arial"/>
+          <w:sz w:val="18"/>
+          <w:highlight w:val="lightGray"/>
+        </w:rPr>
+        <w:t xml:space="preserve"> [8/17/2025]</w:t>
       </w:r>
     </w:p>
     <w:p>
@@ -1389,7 +1505,7 @@
           <w:ilvl w:val="0"/>
           <w:numId w:val="4"/>
         </w:numPr>
-        <w:spacing w:before="240"/>
+        <w:spacing w:before="240" w:after="0" w:line="276" w:lineRule="auto"/>
       </w:pPr>
       <w:r>
         <w:rPr>
@@ -1423,26 +1539,13 @@
           <w:ilvl w:val="0"/>
           <w:numId w:val="4"/>
         </w:numPr>
+        <w:spacing w:after="0" w:line="276" w:lineRule="auto"/>
       </w:pPr>
       <w:r>
         <w:rPr>
           <w:rFonts w:ascii="Nova Mono" w:eastAsia="Nova Mono" w:hAnsi="Nova Mono" w:cs="Nova Mono"/>
         </w:rPr>
-        <w:t>Input: "</w:t>
-      </w:r>
-      <w:proofErr w:type="spellStart"/>
-      <w:r>
-        <w:rPr>
-          <w:rFonts w:ascii="Nova Mono" w:eastAsia="Nova Mono" w:hAnsi="Nova Mono" w:cs="Nova Mono"/>
-        </w:rPr>
-        <w:t>abcdefgh</w:t>
-      </w:r>
-      <w:proofErr w:type="spellEnd"/>
-      <w:r>
-        <w:rPr>
-          <w:rFonts w:ascii="Nova Mono" w:eastAsia="Nova Mono" w:hAnsi="Nova Mono" w:cs="Nova Mono"/>
-        </w:rPr>
-        <w:t xml:space="preserve">" → </w:t>
+        <w:t xml:space="preserve">Input: "abcdefgh" → </w:t>
       </w:r>
       <w:r>
         <w:rPr>
@@ -1470,6 +1573,7 @@
           <w:ilvl w:val="0"/>
           <w:numId w:val="4"/>
         </w:numPr>
+        <w:spacing w:after="0" w:line="276" w:lineRule="auto"/>
       </w:pPr>
       <w:r>
         <w:rPr>
@@ -1503,7 +1607,7 @@
           <w:ilvl w:val="0"/>
           <w:numId w:val="4"/>
         </w:numPr>
-        <w:spacing w:after="240"/>
+        <w:spacing w:after="240" w:line="276" w:lineRule="auto"/>
       </w:pPr>
       <w:r>
         <w:rPr>
@@ -1582,60 +1686,77 @@
       </w:pPr>
       <w:r>
         <w:rPr>
-          <w:b/>
-          <w:shd w:val="clear" w:color="auto" w:fill="B7B7B7"/>
-        </w:rPr>
-        <w:t># Source</w:t>
-      </w:r>
-      <w:r>
-        <w:rPr>
-          <w:shd w:val="clear" w:color="auto" w:fill="B7B7B7"/>
-        </w:rPr>
-        <w:t xml:space="preserve">: </w:t>
-      </w:r>
-      <w:proofErr w:type="spellStart"/>
-      <w:r>
-        <w:rPr>
-          <w:b/>
-          <w:shd w:val="clear" w:color="auto" w:fill="B7B7B7"/>
-        </w:rPr>
-        <w:t>Chatgpt</w:t>
-      </w:r>
-      <w:proofErr w:type="spellEnd"/>
-      <w:r>
-        <w:rPr>
-          <w:b/>
-          <w:shd w:val="clear" w:color="auto" w:fill="B7B7B7"/>
-        </w:rPr>
-        <w:t xml:space="preserve"> </w:t>
-      </w:r>
-      <w:r>
-        <w:rPr>
-          <w:b/>
-          <w:sz w:val="14"/>
-          <w:szCs w:val="14"/>
-          <w:shd w:val="clear" w:color="auto" w:fill="B7B7B7"/>
-        </w:rPr>
-        <w:t>(GPT</w:t>
-      </w:r>
-      <w:r>
-        <w:rPr>
-          <w:rFonts w:ascii="Cambria Math" w:hAnsi="Cambria Math" w:cs="Cambria Math"/>
-          <w:b/>
-          <w:sz w:val="14"/>
-          <w:szCs w:val="14"/>
-          <w:shd w:val="clear" w:color="auto" w:fill="B7B7B7"/>
+          <w:rFonts w:ascii="Arial" w:eastAsia="Arial" w:hAnsi="Arial" w:cs="Arial"/>
+          <w:b/>
+          <w:color w:val="000000"/>
+          <w:sz w:val="18"/>
+          <w:highlight w:val="lightGray"/>
+        </w:rPr>
+        <w:t># Source: AI Source: Provided by: [Data Path</w:t>
+      </w:r>
+      <w:r>
+        <w:rPr>
+          <w:rFonts w:ascii="Arial" w:eastAsia="Arial" w:hAnsi="Arial" w:cs="Arial"/>
+          <w:color w:val="000000"/>
+          <w:sz w:val="18"/>
+          <w:highlight w:val="lightGray"/>
+        </w:rPr>
+        <w:t xml:space="preserve">: Persons Table -&gt; ID Column: 1, Name_En Column: Motasem Essam] -&gt; </w:t>
+      </w:r>
+      <w:r>
+        <w:rPr>
+          <w:rFonts w:ascii="Arial" w:eastAsia="Arial" w:hAnsi="Arial" w:cs="Arial"/>
+          <w:b/>
+          <w:color w:val="000000"/>
+          <w:sz w:val="18"/>
+          <w:highlight w:val="lightGray"/>
+        </w:rPr>
+        <w:t>From:</w:t>
+      </w:r>
+      <w:r>
+        <w:rPr>
+          <w:rFonts w:ascii="Arial" w:eastAsia="Arial" w:hAnsi="Arial" w:cs="Arial"/>
+          <w:color w:val="000000"/>
+          <w:sz w:val="18"/>
+          <w:highlight w:val="lightGray"/>
+        </w:rPr>
+        <w:t xml:space="preserve"> [Chatgpt (GPT</w:t>
+      </w:r>
+      <w:r>
+        <w:rPr>
+          <w:rFonts w:ascii="Arial" w:eastAsia="Arial" w:hAnsi="Arial" w:cs="Cambria Math"/>
+          <w:color w:val="000000"/>
+          <w:sz w:val="18"/>
+          <w:highlight w:val="lightGray"/>
         </w:rPr>
         <w:t>‑</w:t>
       </w:r>
       <w:r>
         <w:rPr>
-          <w:b/>
-          <w:sz w:val="14"/>
-          <w:szCs w:val="14"/>
-          <w:shd w:val="clear" w:color="auto" w:fill="B7B7B7"/>
-        </w:rPr>
-        <w:t>5 Mini) at [8/17/2025]</w:t>
+          <w:rFonts w:ascii="Arial" w:eastAsia="Arial" w:hAnsi="Arial" w:cs="Arial"/>
+          <w:color w:val="000000"/>
+          <w:sz w:val="18"/>
+          <w:highlight w:val="lightGray"/>
+        </w:rPr>
+        <w:t xml:space="preserve">5 Mini)] </w:t>
+      </w:r>
+      <w:r>
+        <w:rPr>
+          <w:rFonts w:ascii="Arial" w:eastAsia="Arial" w:hAnsi="Arial" w:cs="Arial"/>
+          <w:b/>
+          <w:color w:val="000000"/>
+          <w:sz w:val="18"/>
+          <w:highlight w:val="lightGray"/>
+        </w:rPr>
+        <w:t>on</w:t>
+      </w:r>
+      <w:r>
+        <w:rPr>
+          <w:rFonts w:ascii="Arial" w:eastAsia="Arial" w:hAnsi="Arial"/>
+          <w:sz w:val="18"/>
+          <w:highlight w:val="lightGray"/>
+        </w:rPr>
+        <w:t xml:space="preserve"> [8/17/2025]</w:t>
       </w:r>
     </w:p>
     <w:p>
@@ -1644,7 +1765,7 @@
           <w:ilvl w:val="0"/>
           <w:numId w:val="5"/>
         </w:numPr>
-        <w:spacing w:before="240"/>
+        <w:spacing w:before="240" w:after="0" w:line="276" w:lineRule="auto"/>
         <w:rPr>
           <w:rFonts w:ascii="Roboto Mono" w:eastAsia="Roboto Mono" w:hAnsi="Roboto Mono" w:cs="Roboto Mono"/>
         </w:rPr>
@@ -1668,6 +1789,7 @@
           <w:ilvl w:val="0"/>
           <w:numId w:val="5"/>
         </w:numPr>
+        <w:spacing w:after="0" w:line="276" w:lineRule="auto"/>
       </w:pPr>
       <w:r>
         <w:rPr>
@@ -1701,6 +1823,7 @@
           <w:ilvl w:val="0"/>
           <w:numId w:val="5"/>
         </w:numPr>
+        <w:spacing w:after="0" w:line="276" w:lineRule="auto"/>
       </w:pPr>
       <w:r>
         <w:rPr>
@@ -1734,7 +1857,7 @@
           <w:ilvl w:val="0"/>
           <w:numId w:val="5"/>
         </w:numPr>
-        <w:spacing w:after="240"/>
+        <w:spacing w:after="240" w:line="276" w:lineRule="auto"/>
         <w:rPr>
           <w:rFonts w:ascii="Roboto Mono" w:eastAsia="Roboto Mono" w:hAnsi="Roboto Mono" w:cs="Roboto Mono"/>
         </w:rPr>
@@ -1754,7 +1877,7 @@
     </w:p>
     <w:p>
       <w:r>
-        <w:pict w14:anchorId="1C73E061">
+        <w:pict w14:anchorId="04C90C23">
           <v:rect id="_x0000_i1030" style="width:0;height:1.5pt" o:hralign="center" o:hrstd="t" o:hr="t" fillcolor="#a0a0a0" stroked="f"/>
         </w:pict>
       </w:r>
@@ -1794,60 +1917,77 @@
       </w:pPr>
       <w:r>
         <w:rPr>
-          <w:b/>
-          <w:shd w:val="clear" w:color="auto" w:fill="B7B7B7"/>
-        </w:rPr>
-        <w:t># Source</w:t>
-      </w:r>
-      <w:r>
-        <w:rPr>
-          <w:shd w:val="clear" w:color="auto" w:fill="B7B7B7"/>
-        </w:rPr>
-        <w:t xml:space="preserve">: </w:t>
-      </w:r>
-      <w:proofErr w:type="spellStart"/>
-      <w:r>
-        <w:rPr>
-          <w:b/>
-          <w:shd w:val="clear" w:color="auto" w:fill="B7B7B7"/>
-        </w:rPr>
-        <w:t>Chatgpt</w:t>
-      </w:r>
-      <w:proofErr w:type="spellEnd"/>
-      <w:r>
-        <w:rPr>
-          <w:b/>
-          <w:shd w:val="clear" w:color="auto" w:fill="B7B7B7"/>
-        </w:rPr>
-        <w:t xml:space="preserve"> </w:t>
-      </w:r>
-      <w:r>
-        <w:rPr>
-          <w:b/>
-          <w:sz w:val="14"/>
-          <w:szCs w:val="14"/>
-          <w:shd w:val="clear" w:color="auto" w:fill="B7B7B7"/>
-        </w:rPr>
-        <w:t>(GPT</w:t>
-      </w:r>
-      <w:r>
-        <w:rPr>
-          <w:rFonts w:ascii="Cambria Math" w:hAnsi="Cambria Math" w:cs="Cambria Math"/>
-          <w:b/>
-          <w:sz w:val="14"/>
-          <w:szCs w:val="14"/>
-          <w:shd w:val="clear" w:color="auto" w:fill="B7B7B7"/>
+          <w:rFonts w:ascii="Arial" w:eastAsia="Arial" w:hAnsi="Arial" w:cs="Arial"/>
+          <w:b/>
+          <w:color w:val="000000"/>
+          <w:sz w:val="18"/>
+          <w:highlight w:val="lightGray"/>
+        </w:rPr>
+        <w:t># Source: AI Source: Provided by: [Data Path</w:t>
+      </w:r>
+      <w:r>
+        <w:rPr>
+          <w:rFonts w:ascii="Arial" w:eastAsia="Arial" w:hAnsi="Arial" w:cs="Arial"/>
+          <w:color w:val="000000"/>
+          <w:sz w:val="18"/>
+          <w:highlight w:val="lightGray"/>
+        </w:rPr>
+        <w:t xml:space="preserve">: Persons Table -&gt; ID Column: 1, Name_En Column: Motasem Essam] -&gt; </w:t>
+      </w:r>
+      <w:r>
+        <w:rPr>
+          <w:rFonts w:ascii="Arial" w:eastAsia="Arial" w:hAnsi="Arial" w:cs="Arial"/>
+          <w:b/>
+          <w:color w:val="000000"/>
+          <w:sz w:val="18"/>
+          <w:highlight w:val="lightGray"/>
+        </w:rPr>
+        <w:t>From:</w:t>
+      </w:r>
+      <w:r>
+        <w:rPr>
+          <w:rFonts w:ascii="Arial" w:eastAsia="Arial" w:hAnsi="Arial" w:cs="Arial"/>
+          <w:color w:val="000000"/>
+          <w:sz w:val="18"/>
+          <w:highlight w:val="lightGray"/>
+        </w:rPr>
+        <w:t xml:space="preserve"> [Chatgpt (GPT</w:t>
+      </w:r>
+      <w:r>
+        <w:rPr>
+          <w:rFonts w:ascii="Arial" w:eastAsia="Arial" w:hAnsi="Arial" w:cs="Cambria Math"/>
+          <w:color w:val="000000"/>
+          <w:sz w:val="18"/>
+          <w:highlight w:val="lightGray"/>
         </w:rPr>
         <w:t>‑</w:t>
       </w:r>
       <w:r>
         <w:rPr>
-          <w:b/>
-          <w:sz w:val="14"/>
-          <w:szCs w:val="14"/>
-          <w:shd w:val="clear" w:color="auto" w:fill="B7B7B7"/>
-        </w:rPr>
-        <w:t>5 Mini) at [8/17/2025]</w:t>
+          <w:rFonts w:ascii="Arial" w:eastAsia="Arial" w:hAnsi="Arial" w:cs="Arial"/>
+          <w:color w:val="000000"/>
+          <w:sz w:val="18"/>
+          <w:highlight w:val="lightGray"/>
+        </w:rPr>
+        <w:t xml:space="preserve">5 Mini)] </w:t>
+      </w:r>
+      <w:r>
+        <w:rPr>
+          <w:rFonts w:ascii="Arial" w:eastAsia="Arial" w:hAnsi="Arial" w:cs="Arial"/>
+          <w:b/>
+          <w:color w:val="000000"/>
+          <w:sz w:val="18"/>
+          <w:highlight w:val="lightGray"/>
+        </w:rPr>
+        <w:t>on</w:t>
+      </w:r>
+      <w:r>
+        <w:rPr>
+          <w:rFonts w:ascii="Arial" w:eastAsia="Arial" w:hAnsi="Arial"/>
+          <w:sz w:val="18"/>
+          <w:highlight w:val="lightGray"/>
+        </w:rPr>
+        <w:t xml:space="preserve"> [8/17/2025]</w:t>
       </w:r>
     </w:p>
     <w:p>
@@ -1856,7 +1996,7 @@
           <w:ilvl w:val="0"/>
           <w:numId w:val="9"/>
         </w:numPr>
-        <w:spacing w:before="240"/>
+        <w:spacing w:before="240" w:after="0" w:line="276" w:lineRule="auto"/>
       </w:pPr>
       <w:r>
         <w:rPr>
@@ -1890,6 +2030,7 @@
           <w:ilvl w:val="0"/>
           <w:numId w:val="9"/>
         </w:numPr>
+        <w:spacing w:after="0" w:line="276" w:lineRule="auto"/>
       </w:pPr>
       <w:r>
         <w:rPr>
@@ -1923,6 +2064,7 @@
           <w:ilvl w:val="0"/>
           <w:numId w:val="9"/>
         </w:numPr>
+        <w:spacing w:after="0" w:line="276" w:lineRule="auto"/>
         <w:rPr>
           <w:rFonts w:ascii="Roboto Mono" w:eastAsia="Roboto Mono" w:hAnsi="Roboto Mono" w:cs="Roboto Mono"/>
         </w:rPr>
@@ -1946,6 +2088,7 @@
           <w:ilvl w:val="1"/>
           <w:numId w:val="9"/>
         </w:numPr>
+        <w:spacing w:after="0" w:line="276" w:lineRule="auto"/>
         <w:rPr>
           <w:rFonts w:ascii="Roboto Mono" w:eastAsia="Roboto Mono" w:hAnsi="Roboto Mono" w:cs="Roboto Mono"/>
         </w:rPr>
@@ -1969,6 +2112,7 @@
           <w:ilvl w:val="1"/>
           <w:numId w:val="9"/>
         </w:numPr>
+        <w:spacing w:after="0" w:line="276" w:lineRule="auto"/>
         <w:rPr>
           <w:rFonts w:ascii="Roboto Mono" w:eastAsia="Roboto Mono" w:hAnsi="Roboto Mono" w:cs="Roboto Mono"/>
         </w:rPr>
@@ -1992,6 +2136,7 @@
           <w:ilvl w:val="1"/>
           <w:numId w:val="9"/>
         </w:numPr>
+        <w:spacing w:after="0" w:line="276" w:lineRule="auto"/>
         <w:rPr>
           <w:rFonts w:ascii="Roboto Mono" w:eastAsia="Roboto Mono" w:hAnsi="Roboto Mono" w:cs="Roboto Mono"/>
         </w:rPr>
@@ -2015,6 +2160,7 @@
           <w:ilvl w:val="1"/>
           <w:numId w:val="9"/>
         </w:numPr>
+        <w:spacing w:after="0" w:line="276" w:lineRule="auto"/>
         <w:rPr>
           <w:rFonts w:ascii="Roboto Mono" w:eastAsia="Roboto Mono" w:hAnsi="Roboto Mono" w:cs="Roboto Mono"/>
         </w:rPr>
@@ -2038,7 +2184,7 @@
           <w:ilvl w:val="1"/>
           <w:numId w:val="9"/>
         </w:numPr>
-        <w:spacing w:after="240"/>
+        <w:spacing w:after="240" w:line="276" w:lineRule="auto"/>
       </w:pPr>
       <w:r>
         <w:rPr>
@@ -2052,8 +2198,7 @@
     </w:p>
     <w:p>
       <w:r>
-        <w:lastRenderedPageBreak/>
-        <w:pict w14:anchorId="2473AA81">
+        <w:pict w14:anchorId="2FE33D42">
           <v:rect id="_x0000_i1031" style="width:0;height:1.5pt" o:hralign="center" o:hrstd="t" o:hr="t" fillcolor="#a0a0a0" stroked="f"/>
         </w:pict>
       </w:r>
@@ -2081,60 +2226,77 @@
       </w:pPr>
       <w:r>
         <w:rPr>
-          <w:b/>
-          <w:shd w:val="clear" w:color="auto" w:fill="B7B7B7"/>
-        </w:rPr>
-        <w:t># Source</w:t>
-      </w:r>
-      <w:r>
-        <w:rPr>
-          <w:shd w:val="clear" w:color="auto" w:fill="B7B7B7"/>
-        </w:rPr>
-        <w:t xml:space="preserve">: </w:t>
-      </w:r>
-      <w:proofErr w:type="spellStart"/>
-      <w:r>
-        <w:rPr>
-          <w:b/>
-          <w:shd w:val="clear" w:color="auto" w:fill="B7B7B7"/>
-        </w:rPr>
-        <w:t>Chatgpt</w:t>
-      </w:r>
-      <w:proofErr w:type="spellEnd"/>
-      <w:r>
-        <w:rPr>
-          <w:b/>
-          <w:shd w:val="clear" w:color="auto" w:fill="B7B7B7"/>
-        </w:rPr>
-        <w:t xml:space="preserve"> </w:t>
-      </w:r>
-      <w:r>
-        <w:rPr>
-          <w:b/>
-          <w:sz w:val="14"/>
-          <w:szCs w:val="14"/>
-          <w:shd w:val="clear" w:color="auto" w:fill="B7B7B7"/>
-        </w:rPr>
-        <w:t>(GPT</w:t>
-      </w:r>
-      <w:r>
-        <w:rPr>
-          <w:rFonts w:ascii="Cambria Math" w:hAnsi="Cambria Math" w:cs="Cambria Math"/>
-          <w:b/>
-          <w:sz w:val="14"/>
-          <w:szCs w:val="14"/>
-          <w:shd w:val="clear" w:color="auto" w:fill="B7B7B7"/>
+          <w:rFonts w:ascii="Arial" w:eastAsia="Arial" w:hAnsi="Arial" w:cs="Arial"/>
+          <w:b/>
+          <w:color w:val="000000"/>
+          <w:sz w:val="18"/>
+          <w:highlight w:val="lightGray"/>
+        </w:rPr>
+        <w:t># Source: AI Source: Provided by: [Data Path</w:t>
+      </w:r>
+      <w:r>
+        <w:rPr>
+          <w:rFonts w:ascii="Arial" w:eastAsia="Arial" w:hAnsi="Arial" w:cs="Arial"/>
+          <w:color w:val="000000"/>
+          <w:sz w:val="18"/>
+          <w:highlight w:val="lightGray"/>
+        </w:rPr>
+        <w:t xml:space="preserve">: Persons Table -&gt; ID Column: 1, Name_En Column: Motasem Essam] -&gt; </w:t>
+      </w:r>
+      <w:r>
+        <w:rPr>
+          <w:rFonts w:ascii="Arial" w:eastAsia="Arial" w:hAnsi="Arial" w:cs="Arial"/>
+          <w:b/>
+          <w:color w:val="000000"/>
+          <w:sz w:val="18"/>
+          <w:highlight w:val="lightGray"/>
+        </w:rPr>
+        <w:t>From:</w:t>
+      </w:r>
+      <w:r>
+        <w:rPr>
+          <w:rFonts w:ascii="Arial" w:eastAsia="Arial" w:hAnsi="Arial" w:cs="Arial"/>
+          <w:color w:val="000000"/>
+          <w:sz w:val="18"/>
+          <w:highlight w:val="lightGray"/>
+        </w:rPr>
+        <w:t xml:space="preserve"> [Chatgpt (GPT</w:t>
+      </w:r>
+      <w:r>
+        <w:rPr>
+          <w:rFonts w:ascii="Arial" w:eastAsia="Arial" w:hAnsi="Arial" w:cs="Cambria Math"/>
+          <w:color w:val="000000"/>
+          <w:sz w:val="18"/>
+          <w:highlight w:val="lightGray"/>
         </w:rPr>
         <w:t>‑</w:t>
       </w:r>
       <w:r>
         <w:rPr>
-          <w:b/>
-          <w:sz w:val="14"/>
-          <w:szCs w:val="14"/>
-          <w:shd w:val="clear" w:color="auto" w:fill="B7B7B7"/>
-        </w:rPr>
-        <w:t>5 Mini) at [8/17/2025]</w:t>
+          <w:rFonts w:ascii="Arial" w:eastAsia="Arial" w:hAnsi="Arial" w:cs="Arial"/>
+          <w:color w:val="000000"/>
+          <w:sz w:val="18"/>
+          <w:highlight w:val="lightGray"/>
+        </w:rPr>
+        <w:t xml:space="preserve">5 Mini)] </w:t>
+      </w:r>
+      <w:r>
+        <w:rPr>
+          <w:rFonts w:ascii="Arial" w:eastAsia="Arial" w:hAnsi="Arial" w:cs="Arial"/>
+          <w:b/>
+          <w:color w:val="000000"/>
+          <w:sz w:val="18"/>
+          <w:highlight w:val="lightGray"/>
+        </w:rPr>
+        <w:t>on</w:t>
+      </w:r>
+      <w:r>
+        <w:rPr>
+          <w:rFonts w:ascii="Arial" w:eastAsia="Arial" w:hAnsi="Arial"/>
+          <w:sz w:val="18"/>
+          <w:highlight w:val="lightGray"/>
+        </w:rPr>
+        <w:t xml:space="preserve"> [8/17/2025]</w:t>
       </w:r>
     </w:p>
     <w:p>
@@ -2199,7 +2361,7 @@
           <w:ilvl w:val="0"/>
           <w:numId w:val="8"/>
         </w:numPr>
-        <w:spacing w:before="240"/>
+        <w:spacing w:before="240" w:after="0" w:line="276" w:lineRule="auto"/>
       </w:pPr>
       <w:r>
         <w:rPr>
@@ -2227,7 +2389,7 @@
           <w:ilvl w:val="0"/>
           <w:numId w:val="8"/>
         </w:numPr>
-        <w:spacing w:after="240"/>
+        <w:spacing w:after="240" w:line="276" w:lineRule="auto"/>
       </w:pPr>
       <w:r>
         <w:rPr>
@@ -2240,21 +2402,7 @@
         <w:rPr>
           <w:rFonts w:ascii="Roboto Mono" w:eastAsia="Roboto Mono" w:hAnsi="Roboto Mono" w:cs="Roboto Mono"/>
         </w:rPr>
-        <w:t xml:space="preserve"> (BDD, ATDD, </w:t>
-      </w:r>
-      <w:proofErr w:type="spellStart"/>
-      <w:r>
-        <w:rPr>
-          <w:rFonts w:ascii="Roboto Mono" w:eastAsia="Roboto Mono" w:hAnsi="Roboto Mono" w:cs="Roboto Mono"/>
-        </w:rPr>
-        <w:t>SbE</w:t>
-      </w:r>
-      <w:proofErr w:type="spellEnd"/>
-      <w:r>
-        <w:rPr>
-          <w:rFonts w:ascii="Roboto Mono" w:eastAsia="Roboto Mono" w:hAnsi="Roboto Mono" w:cs="Roboto Mono"/>
-        </w:rPr>
-        <w:t>, Exploratory Workshops).</w:t>
+        <w:t xml:space="preserve"> (BDD, ATDD, SbE, Exploratory Workshops).</w:t>
       </w:r>
       <w:r>
         <w:rPr>
@@ -2265,7 +2413,7 @@
     </w:p>
     <w:p>
       <w:r>
-        <w:pict w14:anchorId="0460D25C">
+        <w:pict w14:anchorId="3BB1DCB3">
           <v:rect id="_x0000_i1032" style="width:0;height:1.5pt" o:hralign="center" o:hrstd="t" o:hr="t" fillcolor="#a0a0a0" stroked="f"/>
         </w:pict>
       </w:r>
@@ -2293,60 +2441,77 @@
       </w:pPr>
       <w:r>
         <w:rPr>
-          <w:b/>
-          <w:shd w:val="clear" w:color="auto" w:fill="B7B7B7"/>
-        </w:rPr>
-        <w:t># Source</w:t>
-      </w:r>
-      <w:r>
-        <w:rPr>
-          <w:shd w:val="clear" w:color="auto" w:fill="B7B7B7"/>
-        </w:rPr>
-        <w:t xml:space="preserve">: </w:t>
-      </w:r>
-      <w:proofErr w:type="spellStart"/>
-      <w:r>
-        <w:rPr>
-          <w:b/>
-          <w:shd w:val="clear" w:color="auto" w:fill="B7B7B7"/>
-        </w:rPr>
-        <w:t>Chatgpt</w:t>
-      </w:r>
-      <w:proofErr w:type="spellEnd"/>
-      <w:r>
-        <w:rPr>
-          <w:b/>
-          <w:shd w:val="clear" w:color="auto" w:fill="B7B7B7"/>
-        </w:rPr>
-        <w:t xml:space="preserve"> </w:t>
-      </w:r>
-      <w:r>
-        <w:rPr>
-          <w:b/>
-          <w:sz w:val="14"/>
-          <w:szCs w:val="14"/>
-          <w:shd w:val="clear" w:color="auto" w:fill="B7B7B7"/>
-        </w:rPr>
-        <w:t>(GPT</w:t>
-      </w:r>
-      <w:r>
-        <w:rPr>
-          <w:rFonts w:ascii="Cambria Math" w:hAnsi="Cambria Math" w:cs="Cambria Math"/>
-          <w:b/>
-          <w:sz w:val="14"/>
-          <w:szCs w:val="14"/>
-          <w:shd w:val="clear" w:color="auto" w:fill="B7B7B7"/>
+          <w:rFonts w:ascii="Arial" w:eastAsia="Arial" w:hAnsi="Arial" w:cs="Arial"/>
+          <w:b/>
+          <w:color w:val="000000"/>
+          <w:sz w:val="18"/>
+          <w:highlight w:val="lightGray"/>
+        </w:rPr>
+        <w:t># Source: AI Source: Provided by: [Data Path</w:t>
+      </w:r>
+      <w:r>
+        <w:rPr>
+          <w:rFonts w:ascii="Arial" w:eastAsia="Arial" w:hAnsi="Arial" w:cs="Arial"/>
+          <w:color w:val="000000"/>
+          <w:sz w:val="18"/>
+          <w:highlight w:val="lightGray"/>
+        </w:rPr>
+        <w:t xml:space="preserve">: Persons Table -&gt; ID Column: 1, Name_En Column: Motasem Essam] -&gt; </w:t>
+      </w:r>
+      <w:r>
+        <w:rPr>
+          <w:rFonts w:ascii="Arial" w:eastAsia="Arial" w:hAnsi="Arial" w:cs="Arial"/>
+          <w:b/>
+          <w:color w:val="000000"/>
+          <w:sz w:val="18"/>
+          <w:highlight w:val="lightGray"/>
+        </w:rPr>
+        <w:t>From:</w:t>
+      </w:r>
+      <w:r>
+        <w:rPr>
+          <w:rFonts w:ascii="Arial" w:eastAsia="Arial" w:hAnsi="Arial" w:cs="Arial"/>
+          <w:color w:val="000000"/>
+          <w:sz w:val="18"/>
+          <w:highlight w:val="lightGray"/>
+        </w:rPr>
+        <w:t xml:space="preserve"> [Chatgpt (GPT</w:t>
+      </w:r>
+      <w:r>
+        <w:rPr>
+          <w:rFonts w:ascii="Arial" w:eastAsia="Arial" w:hAnsi="Arial" w:cs="Cambria Math"/>
+          <w:color w:val="000000"/>
+          <w:sz w:val="18"/>
+          <w:highlight w:val="lightGray"/>
         </w:rPr>
         <w:t>‑</w:t>
       </w:r>
       <w:r>
         <w:rPr>
-          <w:b/>
-          <w:sz w:val="14"/>
-          <w:szCs w:val="14"/>
-          <w:shd w:val="clear" w:color="auto" w:fill="B7B7B7"/>
-        </w:rPr>
-        <w:t>5 Mini) at [8/17/2025]</w:t>
+          <w:rFonts w:ascii="Arial" w:eastAsia="Arial" w:hAnsi="Arial" w:cs="Arial"/>
+          <w:color w:val="000000"/>
+          <w:sz w:val="18"/>
+          <w:highlight w:val="lightGray"/>
+        </w:rPr>
+        <w:t xml:space="preserve">5 Mini)] </w:t>
+      </w:r>
+      <w:r>
+        <w:rPr>
+          <w:rFonts w:ascii="Arial" w:eastAsia="Arial" w:hAnsi="Arial" w:cs="Arial"/>
+          <w:b/>
+          <w:color w:val="000000"/>
+          <w:sz w:val="18"/>
+          <w:highlight w:val="lightGray"/>
+        </w:rPr>
+        <w:t>on</w:t>
+      </w:r>
+      <w:r>
+        <w:rPr>
+          <w:rFonts w:ascii="Arial" w:eastAsia="Arial" w:hAnsi="Arial"/>
+          <w:sz w:val="18"/>
+          <w:highlight w:val="lightGray"/>
+        </w:rPr>
+        <w:t xml:space="preserve"> [8/17/2025]</w:t>
       </w:r>
     </w:p>
     <w:p>
@@ -2355,7 +2520,7 @@
           <w:noProof/>
         </w:rPr>
         <w:drawing>
-          <wp:inline distT="114300" distB="114300" distL="114300" distR="114300" wp14:anchorId="64DB5300" wp14:editId="4D0C057C">
+          <wp:inline distT="114300" distB="114300" distL="114300" distR="114300" wp14:anchorId="42C7BA77" wp14:editId="034943C5">
             <wp:extent cx="5943600" cy="2095500"/>
             <wp:effectExtent l="0" t="0" r="0" b="0"/>
             <wp:docPr id="1" name="image1.png"/>
@@ -2638,7 +2803,6 @@
                 <w:rFonts w:ascii="Roboto Mono" w:eastAsia="Roboto Mono" w:hAnsi="Roboto Mono" w:cs="Roboto Mono"/>
                 <w:b/>
               </w:rPr>
-              <w:lastRenderedPageBreak/>
               <w:t>Scope</w:t>
             </w:r>
           </w:p>
@@ -2899,7 +3063,7 @@
     </w:tbl>
     <w:p>
       <w:r>
-        <w:pict w14:anchorId="1172CF71">
+        <w:pict w14:anchorId="316CA30F">
           <v:rect id="_x0000_i1033" style="width:0;height:1.5pt" o:hralign="center" o:hrstd="t" o:hr="t" fillcolor="#a0a0a0" stroked="f"/>
         </w:pict>
       </w:r>
@@ -2927,60 +3091,77 @@
       </w:pPr>
       <w:r>
         <w:rPr>
-          <w:b/>
-          <w:shd w:val="clear" w:color="auto" w:fill="B7B7B7"/>
-        </w:rPr>
-        <w:t># Source</w:t>
-      </w:r>
-      <w:r>
-        <w:rPr>
-          <w:shd w:val="clear" w:color="auto" w:fill="B7B7B7"/>
-        </w:rPr>
-        <w:t xml:space="preserve">: </w:t>
-      </w:r>
-      <w:proofErr w:type="spellStart"/>
-      <w:r>
-        <w:rPr>
-          <w:b/>
-          <w:shd w:val="clear" w:color="auto" w:fill="B7B7B7"/>
-        </w:rPr>
-        <w:t>Chatgpt</w:t>
-      </w:r>
-      <w:proofErr w:type="spellEnd"/>
-      <w:r>
-        <w:rPr>
-          <w:b/>
-          <w:shd w:val="clear" w:color="auto" w:fill="B7B7B7"/>
-        </w:rPr>
-        <w:t xml:space="preserve"> </w:t>
-      </w:r>
-      <w:r>
-        <w:rPr>
-          <w:b/>
-          <w:sz w:val="14"/>
-          <w:szCs w:val="14"/>
-          <w:shd w:val="clear" w:color="auto" w:fill="B7B7B7"/>
-        </w:rPr>
-        <w:t>(GPT</w:t>
-      </w:r>
-      <w:r>
-        <w:rPr>
-          <w:rFonts w:ascii="Cambria Math" w:hAnsi="Cambria Math" w:cs="Cambria Math"/>
-          <w:b/>
-          <w:sz w:val="14"/>
-          <w:szCs w:val="14"/>
-          <w:shd w:val="clear" w:color="auto" w:fill="B7B7B7"/>
+          <w:rFonts w:ascii="Arial" w:eastAsia="Arial" w:hAnsi="Arial" w:cs="Arial"/>
+          <w:b/>
+          <w:color w:val="000000"/>
+          <w:sz w:val="18"/>
+          <w:highlight w:val="lightGray"/>
+        </w:rPr>
+        <w:t># Source: AI Source: Provided by: [Data Path</w:t>
+      </w:r>
+      <w:r>
+        <w:rPr>
+          <w:rFonts w:ascii="Arial" w:eastAsia="Arial" w:hAnsi="Arial" w:cs="Arial"/>
+          <w:color w:val="000000"/>
+          <w:sz w:val="18"/>
+          <w:highlight w:val="lightGray"/>
+        </w:rPr>
+        <w:t xml:space="preserve">: Persons Table -&gt; ID Column: 1, Name_En Column: Motasem Essam] -&gt; </w:t>
+      </w:r>
+      <w:r>
+        <w:rPr>
+          <w:rFonts w:ascii="Arial" w:eastAsia="Arial" w:hAnsi="Arial" w:cs="Arial"/>
+          <w:b/>
+          <w:color w:val="000000"/>
+          <w:sz w:val="18"/>
+          <w:highlight w:val="lightGray"/>
+        </w:rPr>
+        <w:t>From:</w:t>
+      </w:r>
+      <w:r>
+        <w:rPr>
+          <w:rFonts w:ascii="Arial" w:eastAsia="Arial" w:hAnsi="Arial" w:cs="Arial"/>
+          <w:color w:val="000000"/>
+          <w:sz w:val="18"/>
+          <w:highlight w:val="lightGray"/>
+        </w:rPr>
+        <w:t xml:space="preserve"> [Chatgpt (GPT</w:t>
+      </w:r>
+      <w:r>
+        <w:rPr>
+          <w:rFonts w:ascii="Arial" w:eastAsia="Arial" w:hAnsi="Arial" w:cs="Cambria Math"/>
+          <w:color w:val="000000"/>
+          <w:sz w:val="18"/>
+          <w:highlight w:val="lightGray"/>
         </w:rPr>
         <w:t>‑</w:t>
       </w:r>
       <w:r>
         <w:rPr>
-          <w:b/>
-          <w:sz w:val="14"/>
-          <w:szCs w:val="14"/>
-          <w:shd w:val="clear" w:color="auto" w:fill="B7B7B7"/>
-        </w:rPr>
-        <w:t>5 Mini) at [8/17/2025]</w:t>
+          <w:rFonts w:ascii="Arial" w:eastAsia="Arial" w:hAnsi="Arial" w:cs="Arial"/>
+          <w:color w:val="000000"/>
+          <w:sz w:val="18"/>
+          <w:highlight w:val="lightGray"/>
+        </w:rPr>
+        <w:t xml:space="preserve">5 Mini)] </w:t>
+      </w:r>
+      <w:r>
+        <w:rPr>
+          <w:rFonts w:ascii="Arial" w:eastAsia="Arial" w:hAnsi="Arial" w:cs="Arial"/>
+          <w:b/>
+          <w:color w:val="000000"/>
+          <w:sz w:val="18"/>
+          <w:highlight w:val="lightGray"/>
+        </w:rPr>
+        <w:t>on</w:t>
+      </w:r>
+      <w:r>
+        <w:rPr>
+          <w:rFonts w:ascii="Arial" w:eastAsia="Arial" w:hAnsi="Arial"/>
+          <w:sz w:val="18"/>
+          <w:highlight w:val="lightGray"/>
+        </w:rPr>
+        <w:t xml:space="preserve"> [8/17/2025]</w:t>
       </w:r>
     </w:p>
     <w:p>
@@ -3045,7 +3226,7 @@
     </w:p>
     <w:p>
       <w:r>
-        <w:pict w14:anchorId="7C8CE87B">
+        <w:pict w14:anchorId="2FB83CBC">
           <v:rect id="_x0000_i1034" style="width:0;height:1.5pt" o:hralign="center" o:hrstd="t" o:hr="t" fillcolor="#a0a0a0" stroked="f"/>
         </w:pict>
       </w:r>
@@ -3062,7 +3243,7 @@
     </w:p>
     <w:p>
       <w:r>
-        <w:pict w14:anchorId="44BFACFF">
+        <w:pict w14:anchorId="49FEBA4F">
           <v:rect id="_x0000_i1035" style="width:0;height:1.5pt" o:hralign="center" o:hrstd="t" o:hr="t" fillcolor="#a0a0a0" stroked="f"/>
         </w:pict>
       </w:r>
@@ -3086,60 +3267,77 @@
       </w:pPr>
       <w:r>
         <w:rPr>
-          <w:b/>
-          <w:shd w:val="clear" w:color="auto" w:fill="B7B7B7"/>
-        </w:rPr>
-        <w:t># Source</w:t>
-      </w:r>
-      <w:r>
-        <w:rPr>
-          <w:shd w:val="clear" w:color="auto" w:fill="B7B7B7"/>
-        </w:rPr>
-        <w:t xml:space="preserve">: </w:t>
-      </w:r>
-      <w:proofErr w:type="spellStart"/>
-      <w:r>
-        <w:rPr>
-          <w:b/>
-          <w:shd w:val="clear" w:color="auto" w:fill="B7B7B7"/>
-        </w:rPr>
-        <w:t>Chatgpt</w:t>
-      </w:r>
-      <w:proofErr w:type="spellEnd"/>
-      <w:r>
-        <w:rPr>
-          <w:b/>
-          <w:shd w:val="clear" w:color="auto" w:fill="B7B7B7"/>
-        </w:rPr>
-        <w:t xml:space="preserve"> </w:t>
-      </w:r>
-      <w:r>
-        <w:rPr>
-          <w:b/>
-          <w:sz w:val="14"/>
-          <w:szCs w:val="14"/>
-          <w:shd w:val="clear" w:color="auto" w:fill="B7B7B7"/>
-        </w:rPr>
-        <w:t>(GPT</w:t>
-      </w:r>
-      <w:r>
-        <w:rPr>
-          <w:rFonts w:ascii="Cambria Math" w:hAnsi="Cambria Math" w:cs="Cambria Math"/>
-          <w:b/>
-          <w:sz w:val="14"/>
-          <w:szCs w:val="14"/>
-          <w:shd w:val="clear" w:color="auto" w:fill="B7B7B7"/>
+          <w:rFonts w:ascii="Arial" w:eastAsia="Arial" w:hAnsi="Arial" w:cs="Arial"/>
+          <w:b/>
+          <w:color w:val="000000"/>
+          <w:sz w:val="18"/>
+          <w:highlight w:val="lightGray"/>
+        </w:rPr>
+        <w:t># Source: AI Source: Provided by: [Data Path</w:t>
+      </w:r>
+      <w:r>
+        <w:rPr>
+          <w:rFonts w:ascii="Arial" w:eastAsia="Arial" w:hAnsi="Arial" w:cs="Arial"/>
+          <w:color w:val="000000"/>
+          <w:sz w:val="18"/>
+          <w:highlight w:val="lightGray"/>
+        </w:rPr>
+        <w:t xml:space="preserve">: Persons Table -&gt; ID Column: 1, Name_En Column: Motasem Essam] -&gt; </w:t>
+      </w:r>
+      <w:r>
+        <w:rPr>
+          <w:rFonts w:ascii="Arial" w:eastAsia="Arial" w:hAnsi="Arial" w:cs="Arial"/>
+          <w:b/>
+          <w:color w:val="000000"/>
+          <w:sz w:val="18"/>
+          <w:highlight w:val="lightGray"/>
+        </w:rPr>
+        <w:t>From:</w:t>
+      </w:r>
+      <w:r>
+        <w:rPr>
+          <w:rFonts w:ascii="Arial" w:eastAsia="Arial" w:hAnsi="Arial" w:cs="Arial"/>
+          <w:color w:val="000000"/>
+          <w:sz w:val="18"/>
+          <w:highlight w:val="lightGray"/>
+        </w:rPr>
+        <w:t xml:space="preserve"> [Chatgpt (GPT</w:t>
+      </w:r>
+      <w:r>
+        <w:rPr>
+          <w:rFonts w:ascii="Arial" w:eastAsia="Arial" w:hAnsi="Arial" w:cs="Cambria Math"/>
+          <w:color w:val="000000"/>
+          <w:sz w:val="18"/>
+          <w:highlight w:val="lightGray"/>
         </w:rPr>
         <w:t>‑</w:t>
       </w:r>
       <w:r>
         <w:rPr>
-          <w:b/>
-          <w:sz w:val="14"/>
-          <w:szCs w:val="14"/>
-          <w:shd w:val="clear" w:color="auto" w:fill="B7B7B7"/>
-        </w:rPr>
-        <w:t>5 Mini) at [8/17/2025]</w:t>
+          <w:rFonts w:ascii="Arial" w:eastAsia="Arial" w:hAnsi="Arial" w:cs="Arial"/>
+          <w:color w:val="000000"/>
+          <w:sz w:val="18"/>
+          <w:highlight w:val="lightGray"/>
+        </w:rPr>
+        <w:t xml:space="preserve">5 Mini)] </w:t>
+      </w:r>
+      <w:r>
+        <w:rPr>
+          <w:rFonts w:ascii="Arial" w:eastAsia="Arial" w:hAnsi="Arial" w:cs="Arial"/>
+          <w:b/>
+          <w:color w:val="000000"/>
+          <w:sz w:val="18"/>
+          <w:highlight w:val="lightGray"/>
+        </w:rPr>
+        <w:t>on</w:t>
+      </w:r>
+      <w:r>
+        <w:rPr>
+          <w:rFonts w:ascii="Arial" w:eastAsia="Arial" w:hAnsi="Arial"/>
+          <w:sz w:val="18"/>
+          <w:highlight w:val="lightGray"/>
+        </w:rPr>
+        <w:t xml:space="preserve"> [8/17/2025]</w:t>
       </w:r>
     </w:p>
     <w:p>
@@ -3185,16 +3383,17 @@
     </w:p>
     <w:p>
       <w:r>
-        <w:pict w14:anchorId="085C8549">
+        <w:pict w14:anchorId="4C3E4383">
           <v:rect id="_x0000_i1036" style="width:0;height:1.5pt" o:hralign="center" o:hrstd="t" o:hr="t" fillcolor="#a0a0a0" stroked="f"/>
         </w:pict>
       </w:r>
     </w:p>
+    <w:p/>
     <w:sectPr>
       <w:pgSz w:w="12240" w:h="15840"/>
       <w:pgMar w:top="1440" w:right="1440" w:bottom="1440" w:left="1440" w:header="720" w:footer="720" w:gutter="0"/>
-      <w:pgNumType w:start="1"/>
       <w:cols w:space="720"/>
+      <w:docGrid w:linePitch="360"/>
     </w:sectPr>
   </w:body>
 </w:document>
@@ -4649,18 +4848,6 @@
   <w:style w:type="paragraph" w:default="1" w:styleId="Normal">
     <w:name w:val="Normal"/>
     <w:qFormat/>
-    <w:rsid w:val="00DA7527"/>
-    <w:pPr>
-      <w:spacing w:after="0" w:line="276" w:lineRule="auto"/>
-    </w:pPr>
-    <w:rPr>
-      <w:rFonts w:ascii="Arial" w:eastAsia="Arial" w:hAnsi="Arial" w:cs="Arial"/>
-      <w:kern w:val="0"/>
-      <w:sz w:val="22"/>
-      <w:szCs w:val="22"/>
-      <w:lang w:val="en"/>
-      <w14:ligatures w14:val="none"/>
-    </w:rPr>
   </w:style>
   <w:style w:type="paragraph" w:styleId="Heading1">
     <w:name w:val="heading 1"/>
@@ -4669,7 +4856,7 @@
     <w:link w:val="Heading1Char"/>
     <w:uiPriority w:val="9"/>
     <w:qFormat/>
-    <w:rsid w:val="00B75D3A"/>
+    <w:rsid w:val="00547C5E"/>
     <w:pPr>
       <w:keepNext/>
       <w:keepLines/>
@@ -4691,7 +4878,7 @@
     <w:uiPriority w:val="9"/>
     <w:unhideWhenUsed/>
     <w:qFormat/>
-    <w:rsid w:val="00B75D3A"/>
+    <w:rsid w:val="00547C5E"/>
     <w:pPr>
       <w:keepNext/>
       <w:keepLines/>
@@ -4713,7 +4900,7 @@
     <w:uiPriority w:val="9"/>
     <w:unhideWhenUsed/>
     <w:qFormat/>
-    <w:rsid w:val="00B75D3A"/>
+    <w:rsid w:val="00547C5E"/>
     <w:pPr>
       <w:keepNext/>
       <w:keepLines/>
@@ -4736,7 +4923,7 @@
     <w:semiHidden/>
     <w:unhideWhenUsed/>
     <w:qFormat/>
-    <w:rsid w:val="00B75D3A"/>
+    <w:rsid w:val="00547C5E"/>
     <w:pPr>
       <w:keepNext/>
       <w:keepLines/>
@@ -4759,7 +4946,7 @@
     <w:semiHidden/>
     <w:unhideWhenUsed/>
     <w:qFormat/>
-    <w:rsid w:val="00B75D3A"/>
+    <w:rsid w:val="00547C5E"/>
     <w:pPr>
       <w:keepNext/>
       <w:keepLines/>
@@ -4780,11 +4967,11 @@
     <w:semiHidden/>
     <w:unhideWhenUsed/>
     <w:qFormat/>
-    <w:rsid w:val="00B75D3A"/>
+    <w:rsid w:val="00547C5E"/>
     <w:pPr>
       <w:keepNext/>
       <w:keepLines/>
-      <w:spacing w:before="40"/>
+      <w:spacing w:before="40" w:after="0"/>
       <w:outlineLvl w:val="5"/>
     </w:pPr>
     <w:rPr>
@@ -4803,11 +4990,11 @@
     <w:semiHidden/>
     <w:unhideWhenUsed/>
     <w:qFormat/>
-    <w:rsid w:val="00B75D3A"/>
+    <w:rsid w:val="00547C5E"/>
     <w:pPr>
       <w:keepNext/>
       <w:keepLines/>
-      <w:spacing w:before="40"/>
+      <w:spacing w:before="40" w:after="0"/>
       <w:outlineLvl w:val="6"/>
     </w:pPr>
     <w:rPr>
@@ -4824,10 +5011,11 @@
     <w:semiHidden/>
     <w:unhideWhenUsed/>
     <w:qFormat/>
-    <w:rsid w:val="00B75D3A"/>
+    <w:rsid w:val="00547C5E"/>
     <w:pPr>
       <w:keepNext/>
       <w:keepLines/>
+      <w:spacing w:after="0"/>
       <w:outlineLvl w:val="7"/>
     </w:pPr>
     <w:rPr>
@@ -4846,10 +5034,11 @@
     <w:semiHidden/>
     <w:unhideWhenUsed/>
     <w:qFormat/>
-    <w:rsid w:val="00B75D3A"/>
+    <w:rsid w:val="00547C5E"/>
     <w:pPr>
       <w:keepNext/>
       <w:keepLines/>
+      <w:spacing w:after="0"/>
       <w:outlineLvl w:val="8"/>
     </w:pPr>
     <w:rPr>
@@ -4889,7 +5078,7 @@
     <w:basedOn w:val="DefaultParagraphFont"/>
     <w:link w:val="Heading1"/>
     <w:uiPriority w:val="9"/>
-    <w:rsid w:val="00B75D3A"/>
+    <w:rsid w:val="00547C5E"/>
     <w:rPr>
       <w:rFonts w:asciiTheme="majorHAnsi" w:eastAsiaTheme="majorEastAsia" w:hAnsiTheme="majorHAnsi" w:cstheme="majorBidi"/>
       <w:color w:val="2F5496" w:themeColor="accent1" w:themeShade="BF"/>
@@ -4902,7 +5091,7 @@
     <w:basedOn w:val="DefaultParagraphFont"/>
     <w:link w:val="Heading2"/>
     <w:uiPriority w:val="9"/>
-    <w:rsid w:val="00B75D3A"/>
+    <w:rsid w:val="00547C5E"/>
     <w:rPr>
       <w:rFonts w:asciiTheme="majorHAnsi" w:eastAsiaTheme="majorEastAsia" w:hAnsiTheme="majorHAnsi" w:cstheme="majorBidi"/>
       <w:color w:val="2F5496" w:themeColor="accent1" w:themeShade="BF"/>
@@ -4915,7 +5104,7 @@
     <w:basedOn w:val="DefaultParagraphFont"/>
     <w:link w:val="Heading3"/>
     <w:uiPriority w:val="9"/>
-    <w:rsid w:val="00B75D3A"/>
+    <w:rsid w:val="00547C5E"/>
     <w:rPr>
       <w:rFonts w:eastAsiaTheme="majorEastAsia" w:cstheme="majorBidi"/>
       <w:color w:val="2F5496" w:themeColor="accent1" w:themeShade="BF"/>
@@ -4929,7 +5118,7 @@
     <w:link w:val="Heading4"/>
     <w:uiPriority w:val="9"/>
     <w:semiHidden/>
-    <w:rsid w:val="00B75D3A"/>
+    <w:rsid w:val="00547C5E"/>
     <w:rPr>
       <w:rFonts w:eastAsiaTheme="majorEastAsia" w:cstheme="majorBidi"/>
       <w:i/>
@@ -4943,7 +5132,7 @@
     <w:link w:val="Heading5"/>
     <w:uiPriority w:val="9"/>
     <w:semiHidden/>
-    <w:rsid w:val="00B75D3A"/>
+    <w:rsid w:val="00547C5E"/>
     <w:rPr>
       <w:rFonts w:eastAsiaTheme="majorEastAsia" w:cstheme="majorBidi"/>
       <w:color w:val="2F5496" w:themeColor="accent1" w:themeShade="BF"/>
@@ -4955,7 +5144,7 @@
     <w:link w:val="Heading6"/>
     <w:uiPriority w:val="9"/>
     <w:semiHidden/>
-    <w:rsid w:val="00B75D3A"/>
+    <w:rsid w:val="00547C5E"/>
     <w:rPr>
       <w:rFonts w:eastAsiaTheme="majorEastAsia" w:cstheme="majorBidi"/>
       <w:i/>
@@ -4969,7 +5158,7 @@
     <w:link w:val="Heading7"/>
     <w:uiPriority w:val="9"/>
     <w:semiHidden/>
-    <w:rsid w:val="00B75D3A"/>
+    <w:rsid w:val="00547C5E"/>
     <w:rPr>
       <w:rFonts w:eastAsiaTheme="majorEastAsia" w:cstheme="majorBidi"/>
       <w:color w:val="595959" w:themeColor="text1" w:themeTint="A6"/>
@@ -4981,7 +5170,7 @@
     <w:link w:val="Heading8"/>
     <w:uiPriority w:val="9"/>
     <w:semiHidden/>
-    <w:rsid w:val="00B75D3A"/>
+    <w:rsid w:val="00547C5E"/>
     <w:rPr>
       <w:rFonts w:eastAsiaTheme="majorEastAsia" w:cstheme="majorBidi"/>
       <w:i/>
@@ -4995,7 +5184,7 @@
     <w:link w:val="Heading9"/>
     <w:uiPriority w:val="9"/>
     <w:semiHidden/>
-    <w:rsid w:val="00B75D3A"/>
+    <w:rsid w:val="00547C5E"/>
     <w:rPr>
       <w:rFonts w:eastAsiaTheme="majorEastAsia" w:cstheme="majorBidi"/>
       <w:color w:val="272727" w:themeColor="text1" w:themeTint="D8"/>
@@ -5008,7 +5197,7 @@
     <w:link w:val="TitleChar"/>
     <w:uiPriority w:val="10"/>
     <w:qFormat/>
-    <w:rsid w:val="00B75D3A"/>
+    <w:rsid w:val="00547C5E"/>
     <w:pPr>
       <w:spacing w:after="80" w:line="240" w:lineRule="auto"/>
       <w:contextualSpacing/>
@@ -5026,7 +5215,7 @@
     <w:basedOn w:val="DefaultParagraphFont"/>
     <w:link w:val="Title"/>
     <w:uiPriority w:val="10"/>
-    <w:rsid w:val="00B75D3A"/>
+    <w:rsid w:val="00547C5E"/>
     <w:rPr>
       <w:rFonts w:asciiTheme="majorHAnsi" w:eastAsiaTheme="majorEastAsia" w:hAnsiTheme="majorHAnsi" w:cstheme="majorBidi"/>
       <w:spacing w:val="-10"/>
@@ -5042,7 +5231,7 @@
     <w:link w:val="SubtitleChar"/>
     <w:uiPriority w:val="11"/>
     <w:qFormat/>
-    <w:rsid w:val="00B75D3A"/>
+    <w:rsid w:val="00547C5E"/>
     <w:pPr>
       <w:numPr>
         <w:ilvl w:val="1"/>
@@ -5061,7 +5250,7 @@
     <w:basedOn w:val="DefaultParagraphFont"/>
     <w:link w:val="Subtitle"/>
     <w:uiPriority w:val="11"/>
-    <w:rsid w:val="00B75D3A"/>
+    <w:rsid w:val="00547C5E"/>
     <w:rPr>
       <w:rFonts w:eastAsiaTheme="majorEastAsia" w:cstheme="majorBidi"/>
       <w:color w:val="595959" w:themeColor="text1" w:themeTint="A6"/>
@@ -5077,7 +5266,7 @@
     <w:link w:val="QuoteChar"/>
     <w:uiPriority w:val="29"/>
     <w:qFormat/>
-    <w:rsid w:val="00B75D3A"/>
+    <w:rsid w:val="00547C5E"/>
     <w:pPr>
       <w:spacing w:before="160"/>
       <w:jc w:val="center"/>
@@ -5093,7 +5282,7 @@
     <w:basedOn w:val="DefaultParagraphFont"/>
     <w:link w:val="Quote"/>
     <w:uiPriority w:val="29"/>
-    <w:rsid w:val="00B75D3A"/>
+    <w:rsid w:val="00547C5E"/>
     <w:rPr>
       <w:i/>
       <w:iCs/>
@@ -5105,7 +5294,7 @@
     <w:basedOn w:val="Normal"/>
     <w:uiPriority w:val="34"/>
     <w:qFormat/>
-    <w:rsid w:val="00B75D3A"/>
+    <w:rsid w:val="00547C5E"/>
     <w:pPr>
       <w:ind w:left="720"/>
       <w:contextualSpacing/>
@@ -5116,7 +5305,7 @@
     <w:basedOn w:val="DefaultParagraphFont"/>
     <w:uiPriority w:val="21"/>
     <w:qFormat/>
-    <w:rsid w:val="00B75D3A"/>
+    <w:rsid w:val="00547C5E"/>
     <w:rPr>
       <w:i/>
       <w:iCs/>
@@ -5130,7 +5319,7 @@
     <w:link w:val="IntenseQuoteChar"/>
     <w:uiPriority w:val="30"/>
     <w:qFormat/>
-    <w:rsid w:val="00B75D3A"/>
+    <w:rsid w:val="00547C5E"/>
     <w:pPr>
       <w:pBdr>
         <w:top w:val="single" w:sz="4" w:space="10" w:color="2F5496" w:themeColor="accent1" w:themeShade="BF"/>
@@ -5151,7 +5340,7 @@
     <w:basedOn w:val="DefaultParagraphFont"/>
     <w:link w:val="IntenseQuote"/>
     <w:uiPriority w:val="30"/>
-    <w:rsid w:val="00B75D3A"/>
+    <w:rsid w:val="00547C5E"/>
     <w:rPr>
       <w:i/>
       <w:iCs/>
@@ -5163,7 +5352,7 @@
     <w:basedOn w:val="DefaultParagraphFont"/>
     <w:uiPriority w:val="32"/>
     <w:qFormat/>
-    <w:rsid w:val="00B75D3A"/>
+    <w:rsid w:val="00547C5E"/>
     <w:rPr>
       <w:b/>
       <w:bCs/>
